--- a/svoyo-delo/대본/4부/05화_Yurist.docx
+++ b/svoyo-delo/대본/4부/05화_Yurist.docx
@@ -178,7 +178,7 @@
         <w:t xml:space="preserve"> </w:t>
       </w:r>
       <w:r>
-        <w:t xml:space="preserve">- 규칙: 지문 없음. 전 화 100% 「화자명: 대사」. 1턴 15단어 이내 + 긴 턴 10~15회(25~35단어). 문법 초점(B2): 수동 구문(размещены объявления), 부정 생격(ни строчки, ни одного прилагательного), 대조 구문(Громко — это… Тихо — это…).</w:t>
+        <w:t xml:space="preserve">- 규칙: 지문 없음. 전 화 100% 「화자명: 대사」. 1턴 20단어 이내 + 긴 턴 10~15회(30~50단어). 문법 초점(B2): 수동 구문(размещены объявления), 부정 생격(ни строчки, ни одного прилагательного), 대조 구문(Громко — это… Тихо — это…).</w:t>
       </w:r>
       <w:r>
         <w:t xml:space="preserve"> </w:t>
@@ -706,119 +706,119 @@
         <w:pStyle w:val="FirstParagraph"/>
       </w:pPr>
       <w:r>
-        <w:t xml:space="preserve">IRINA: Два варианта. На доске. «А» — заявление. «Б» — публичное предупреждение. С именами.</w:t>
-      </w:r>
-    </w:p>
-    <w:p>
-      <w:pPr>
-        <w:pStyle w:val="BodyText"/>
-      </w:pPr>
-      <w:r>
-        <w:t xml:space="preserve">ZAYTSEV: Сначала цифры, Ирина Сергеевна. Юрист без цифр — это поэт.</w:t>
-      </w:r>
-    </w:p>
-    <w:p>
-      <w:pPr>
-        <w:pStyle w:val="BodyText"/>
-      </w:pPr>
-      <w:r>
-        <w:t xml:space="preserve">IRINA: «А». Срок — от двух до шести месяцев. Стоимость — почти ноль. Контроль — ноль.</w:t>
-      </w:r>
-    </w:p>
-    <w:p>
-      <w:pPr>
-        <w:pStyle w:val="BodyText"/>
-      </w:pPr>
-      <w:r>
-        <w:t xml:space="preserve">OLGA: Контроль ноль. То есть мы отдаём дело и ждём.</w:t>
-      </w:r>
-    </w:p>
-    <w:p>
-      <w:pPr>
-        <w:pStyle w:val="BodyText"/>
-      </w:pPr>
-      <w:r>
-        <w:t xml:space="preserve">IRINA: «Б». Срок — один день. Контроль — полный. Риск — иск о деловой репутации. До нескольких миллионов.</w:t>
-      </w:r>
-    </w:p>
-    <w:p>
-      <w:pPr>
-        <w:pStyle w:val="BodyText"/>
-      </w:pPr>
-      <w:r>
-        <w:t xml:space="preserve">KIRILL: Один день. Двенадцать тысяч подписчиков узнают правду. Это же лучше, чем полгода тишины.</w:t>
-      </w:r>
-    </w:p>
-    <w:p>
-      <w:pPr>
-        <w:pStyle w:val="BodyText"/>
-      </w:pPr>
-      <w:r>
-        <w:t xml:space="preserve">ZAYTSEV: Кирилл, вы когда-нибудь были ответчиком в суде?</w:t>
-      </w:r>
-    </w:p>
-    <w:p>
-      <w:pPr>
-        <w:pStyle w:val="BodyText"/>
-      </w:pPr>
-      <w:r>
-        <w:t xml:space="preserve">KIRILL: Нет.</w:t>
-      </w:r>
-    </w:p>
-    <w:p>
-      <w:pPr>
-        <w:pStyle w:val="BodyText"/>
-      </w:pPr>
-      <w:r>
-        <w:t xml:space="preserve">ZAYTSEV: Я был. Со стороны ответчика. Три года. Правда там стоит дорого.</w:t>
-      </w:r>
-    </w:p>
-    <w:p>
-      <w:pPr>
-        <w:pStyle w:val="BodyText"/>
-      </w:pPr>
-      <w:r>
-        <w:t xml:space="preserve">ALEKSEY: Артём, у нас есть протокол, заключение Сеула, договор с именем. Это мало?</w:t>
-      </w:r>
-    </w:p>
-    <w:p>
-      <w:pPr>
-        <w:pStyle w:val="BodyText"/>
-      </w:pPr>
-      <w:r>
-        <w:t xml:space="preserve">ZAYTSEV: Это много. Это редкость. Обычно ко мне приходят с одним скриншотом и злостью.</w:t>
-      </w:r>
-    </w:p>
-    <w:p>
-      <w:pPr>
-        <w:pStyle w:val="BodyText"/>
-      </w:pPr>
-      <w:r>
-        <w:t xml:space="preserve">OLGA: Тогда почему не «Б»?</w:t>
-      </w:r>
-    </w:p>
-    <w:p>
-      <w:pPr>
-        <w:pStyle w:val="BodyText"/>
-      </w:pPr>
-      <w:r>
-        <w:t xml:space="preserve">ZAYTSEV: Потому что «много» для заявления и «много» для публичного слова — это разные «много».</w:t>
-      </w:r>
-    </w:p>
-    <w:p>
-      <w:pPr>
-        <w:pStyle w:val="BodyText"/>
-      </w:pPr>
-      <w:r>
-        <w:t xml:space="preserve">DIMA: Можно я скажу? Пока не начали. Про Кристину.</w:t>
-      </w:r>
-    </w:p>
-    <w:p>
-      <w:pPr>
-        <w:pStyle w:val="BodyText"/>
-      </w:pPr>
-      <w:r>
-        <w:t xml:space="preserve">ALEKSEY: Говорите, Дима.</w:t>
+        <w:t xml:space="preserve">IRINA: У нас два варианта, я написала их на доске. «А» — это заявление, а «Б» — публичное предупреждение с именами.</w:t>
+      </w:r>
+    </w:p>
+    <w:p>
+      <w:pPr>
+        <w:pStyle w:val="BodyText"/>
+      </w:pPr>
+      <w:r>
+        <w:t xml:space="preserve">ZAYTSEV: Сначала цифры, Ирина Сергеевна. Юрист без цифр — это не юрист, а поэт.</w:t>
+      </w:r>
+    </w:p>
+    <w:p>
+      <w:pPr>
+        <w:pStyle w:val="BodyText"/>
+      </w:pPr>
+      <w:r>
+        <w:t xml:space="preserve">IRINA: Вариант «А» займёт от двух до шести месяцев. Он почти ничего не стоит, но контроля у нас не будет никакого.</w:t>
+      </w:r>
+    </w:p>
+    <w:p>
+      <w:pPr>
+        <w:pStyle w:val="BodyText"/>
+      </w:pPr>
+      <w:r>
+        <w:t xml:space="preserve">OLGA: Контроль ноль? То есть мы просто отдаём дело и сидим ждём.</w:t>
+      </w:r>
+    </w:p>
+    <w:p>
+      <w:pPr>
+        <w:pStyle w:val="BodyText"/>
+      </w:pPr>
+      <w:r>
+        <w:t xml:space="preserve">IRINA: Вариант «Б» займёт один день, и контроль будет полный. Но есть риск иска о деловой репутации, до нескольких миллионов.</w:t>
+      </w:r>
+    </w:p>
+    <w:p>
+      <w:pPr>
+        <w:pStyle w:val="BodyText"/>
+      </w:pPr>
+      <w:r>
+        <w:t xml:space="preserve">KIRILL: Всего один день, и двенадцать тысяч подписчиков узнают правду. Разве это не лучше, чем полгода тишины?</w:t>
+      </w:r>
+    </w:p>
+    <w:p>
+      <w:pPr>
+        <w:pStyle w:val="BodyText"/>
+      </w:pPr>
+      <w:r>
+        <w:t xml:space="preserve">ZAYTSEV: Кирилл, скажите, вы когда-нибудь были ответчиком в суде?</w:t>
+      </w:r>
+    </w:p>
+    <w:p>
+      <w:pPr>
+        <w:pStyle w:val="BodyText"/>
+      </w:pPr>
+      <w:r>
+        <w:t xml:space="preserve">KIRILL: Нет, ни разу не был.</w:t>
+      </w:r>
+    </w:p>
+    <w:p>
+      <w:pPr>
+        <w:pStyle w:val="BodyText"/>
+      </w:pPr>
+      <w:r>
+        <w:t xml:space="preserve">ZAYTSEV: А я был, со стороны ответчика, целых три года. Поверьте, правда там стоит очень дорого.</w:t>
+      </w:r>
+    </w:p>
+    <w:p>
+      <w:pPr>
+        <w:pStyle w:val="BodyText"/>
+      </w:pPr>
+      <w:r>
+        <w:t xml:space="preserve">ALEKSEY: Артём, у нас есть протокол, заключение Сеула и договор с именем. Неужели этого мало?</w:t>
+      </w:r>
+    </w:p>
+    <w:p>
+      <w:pPr>
+        <w:pStyle w:val="BodyText"/>
+      </w:pPr>
+      <w:r>
+        <w:t xml:space="preserve">ZAYTSEV: Это много, и это большая редкость. Обычно ко мне приходят с одним скриншотом и злостью.</w:t>
+      </w:r>
+    </w:p>
+    <w:p>
+      <w:pPr>
+        <w:pStyle w:val="BodyText"/>
+      </w:pPr>
+      <w:r>
+        <w:t xml:space="preserve">OLGA: Тогда почему бы не выбрать вариант «Б»?</w:t>
+      </w:r>
+    </w:p>
+    <w:p>
+      <w:pPr>
+        <w:pStyle w:val="BodyText"/>
+      </w:pPr>
+      <w:r>
+        <w:t xml:space="preserve">ZAYTSEV: Потому что «много» для заявления и «много» для публичного слова — это совсем разные «много».</w:t>
+      </w:r>
+    </w:p>
+    <w:p>
+      <w:pPr>
+        <w:pStyle w:val="BodyText"/>
+      </w:pPr>
+      <w:r>
+        <w:t xml:space="preserve">DIMA: Можно я скажу, пока мы не начали? Это про Кристину.</w:t>
+      </w:r>
+    </w:p>
+    <w:p>
+      <w:pPr>
+        <w:pStyle w:val="BodyText"/>
+      </w:pPr>
+      <w:r>
+        <w:t xml:space="preserve">ALEKSEY: Конечно, Дима, говорите.</w:t>
       </w:r>
     </w:p>
     <w:bookmarkEnd w:id="21"/>
@@ -836,223 +836,223 @@
         <w:pStyle w:val="FirstParagraph"/>
       </w:pPr>
       <w:r>
-        <w:t xml:space="preserve">DIMA: Если мы пишем заявление, там будет её канал. Её имя. Её студия.</w:t>
-      </w:r>
-    </w:p>
-    <w:p>
-      <w:pPr>
-        <w:pStyle w:val="BodyText"/>
-      </w:pPr>
-      <w:r>
-        <w:t xml:space="preserve">ZAYTSEV: Будет. Факты не выбирают по симпатии.</w:t>
-      </w:r>
-    </w:p>
-    <w:p>
-      <w:pPr>
-        <w:pStyle w:val="BodyText"/>
-      </w:pPr>
-      <w:r>
-        <w:t xml:space="preserve">DIMA: Она записала наш номер. Это единственная нитка к её клиенткам. Если к ней придёт полиция, она решит, что мы её сдали. И нитка порвётся в тот же день.</w:t>
-      </w:r>
-    </w:p>
-    <w:p>
-      <w:pPr>
-        <w:pStyle w:val="BodyText"/>
-      </w:pPr>
-      <w:r>
-        <w:t xml:space="preserve">IRINA: Дмитрий, она продаёт товар без регистрации. Сто мастеров. Четыре тысячи женщин в месяц.</w:t>
-      </w:r>
-    </w:p>
-    <w:p>
-      <w:pPr>
-        <w:pStyle w:val="BodyText"/>
-      </w:pPr>
-      <w:r>
-        <w:t xml:space="preserve">DIMA: Я знаю цифру. Я её сам принёс. Но если завтра у её клиентки побелеет кожа — кому она позвонит? Нам? После полиции у её двери? Я бы не позвонил.</w:t>
-      </w:r>
-    </w:p>
-    <w:p>
-      <w:pPr>
-        <w:pStyle w:val="BodyText"/>
-      </w:pPr>
-      <w:r>
-        <w:t xml:space="preserve">OLGA: Это хороший вопрос. Плохой для нас, но хороший.</w:t>
-      </w:r>
-    </w:p>
-    <w:p>
-      <w:pPr>
-        <w:pStyle w:val="BodyText"/>
-      </w:pPr>
-      <w:r>
-        <w:t xml:space="preserve">ALEKSEY: Артём, можно написать заявление без её имени?</w:t>
-      </w:r>
-    </w:p>
-    <w:p>
-      <w:pPr>
-        <w:pStyle w:val="BodyText"/>
-      </w:pPr>
-      <w:r>
-        <w:t xml:space="preserve">ZAYTSEV: Нельзя убрать факт. Можно не делать вывод. В заявлении мы не пишем «Кристина виновата». Мы пишем: «В канале такой-то размещены объявления». Дальше — уже только работа полиции.</w:t>
-      </w:r>
-    </w:p>
-    <w:p>
-      <w:pPr>
-        <w:pStyle w:val="BodyText"/>
-      </w:pPr>
-      <w:r>
-        <w:t xml:space="preserve">DIMA: Она поймёт, что это мы.</w:t>
-      </w:r>
-    </w:p>
-    <w:p>
-      <w:pPr>
-        <w:pStyle w:val="BodyText"/>
-      </w:pPr>
-      <w:r>
-        <w:t xml:space="preserve">ZAYTSEV: Поймёт. Но есть разница: вы её не назвали преступницей. Вы описали то, что видели все.</w:t>
-      </w:r>
-    </w:p>
-    <w:p>
-      <w:pPr>
-        <w:pStyle w:val="BodyText"/>
-      </w:pPr>
-      <w:r>
-        <w:t xml:space="preserve">KIRILL: Тогда зачем вообще заявление? Если полиция всё равно будет полгода?</w:t>
-      </w:r>
-    </w:p>
-    <w:p>
-      <w:pPr>
-        <w:pStyle w:val="BodyText"/>
-      </w:pPr>
-      <w:r>
-        <w:t xml:space="preserve">ZAYTSEV: Потому что есть статья быстрее. Двести тридцать восемь точка один. Фальсифицированные медицинские изделия.</w:t>
-      </w:r>
-    </w:p>
-    <w:p>
-      <w:pPr>
-        <w:pStyle w:val="BodyText"/>
-      </w:pPr>
-      <w:r>
-        <w:t xml:space="preserve">OLGA: Фальсифицированные? Это не про серый ввоз. Это про подделку.</w:t>
-      </w:r>
-    </w:p>
-    <w:p>
-      <w:pPr>
-        <w:pStyle w:val="BodyText"/>
-      </w:pPr>
-      <w:r>
-        <w:t xml:space="preserve">ZAYTSEV: Именно. Серый ввоз — это таможня, штрафы, долго. Подделка медицинского изделия — это уголовная статья. До восьми лет. Для неё нужны три вещи: протокол лаборатории, заключение производителя, путь товара. У вас все три. Это редкий случай.</w:t>
-      </w:r>
-    </w:p>
-    <w:p>
-      <w:pPr>
-        <w:pStyle w:val="BodyText"/>
-      </w:pPr>
-      <w:r>
-        <w:t xml:space="preserve">ALEKSEY: Три вещи. Галиев, госпожа Чон, Томаш.</w:t>
-      </w:r>
-    </w:p>
-    <w:p>
-      <w:pPr>
-        <w:pStyle w:val="BodyText"/>
-      </w:pPr>
-      <w:r>
-        <w:t xml:space="preserve">ZAYTSEV: И ещё одно. Ночь Дарьи. Вред здоровью. Это меняет вес дела.</w:t>
-      </w:r>
-    </w:p>
-    <w:p>
-      <w:pPr>
-        <w:pStyle w:val="BodyText"/>
-      </w:pPr>
-      <w:r>
-        <w:t xml:space="preserve">IRINA: Дарья согласится?</w:t>
-      </w:r>
-    </w:p>
-    <w:p>
-      <w:pPr>
-        <w:pStyle w:val="BodyText"/>
-      </w:pPr>
-      <w:r>
-        <w:t xml:space="preserve">ALEKSEY: Я спрошу. Сам. Если нет — без неё.</w:t>
-      </w:r>
-    </w:p>
-    <w:p>
-      <w:pPr>
-        <w:pStyle w:val="BodyText"/>
-      </w:pPr>
-      <w:r>
-        <w:t xml:space="preserve">ZAYTSEV: Правильно. Без согласия пациента — ни строчки о ней.</w:t>
-      </w:r>
-    </w:p>
-    <w:p>
-      <w:pPr>
-        <w:pStyle w:val="BodyText"/>
-      </w:pPr>
-      <w:r>
-        <w:t xml:space="preserve">OLGA: Куда подаём? В полицию?</w:t>
-      </w:r>
-    </w:p>
-    <w:p>
-      <w:pPr>
-        <w:pStyle w:val="BodyText"/>
-      </w:pPr>
-      <w:r>
-        <w:t xml:space="preserve">ZAYTSEV: Три адреса. Полиция — подделка. Таможня — контрабанда. Росздравнадзор — оборот незарегистрированных изделий. Три заявления. Один пакет документов.</w:t>
-      </w:r>
-    </w:p>
-    <w:p>
-      <w:pPr>
-        <w:pStyle w:val="BodyText"/>
-      </w:pPr>
-      <w:r>
-        <w:t xml:space="preserve">IRINA: Три заявления. Кто подписывает?</w:t>
-      </w:r>
-    </w:p>
-    <w:p>
-      <w:pPr>
-        <w:pStyle w:val="BodyText"/>
-      </w:pPr>
-      <w:r>
-        <w:t xml:space="preserve">ZAYTSEV: Генеральный директор. Алексей. Своей подписью. За каждое слово.</w:t>
-      </w:r>
-    </w:p>
-    <w:p>
-      <w:pPr>
-        <w:pStyle w:val="BodyText"/>
-      </w:pPr>
-      <w:r>
-        <w:t xml:space="preserve">ALEKSEY: Подпишу. А публичное предупреждение?</w:t>
-      </w:r>
-    </w:p>
-    <w:p>
-      <w:pPr>
-        <w:pStyle w:val="BodyText"/>
-      </w:pPr>
-      <w:r>
-        <w:t xml:space="preserve">ZAYTSEV: Потом. Без имён. Как в декабре — о себе. «Проверяйте номер». Это не мешает заявлению.</w:t>
-      </w:r>
-    </w:p>
-    <w:p>
-      <w:pPr>
-        <w:pStyle w:val="BodyText"/>
-      </w:pPr>
-      <w:r>
-        <w:t xml:space="preserve">KIRILL: Значит, мы молчим, а он продаёт.</w:t>
-      </w:r>
-    </w:p>
-    <w:p>
-      <w:pPr>
-        <w:pStyle w:val="BodyText"/>
-      </w:pPr>
-      <w:r>
-        <w:t xml:space="preserve">ZAYTSEV: Не молчим. Мы говорим туда, где слово имеет силу. В канале слово имеет только лайки.</w:t>
-      </w:r>
-    </w:p>
-    <w:p>
-      <w:pPr>
-        <w:pStyle w:val="BodyText"/>
-      </w:pPr>
-      <w:r>
-        <w:t xml:space="preserve">OLGA: Кирилл, в регистрации двадцать лет так. Громко — это одно письмо в газету, и через неделю о нём забыли. Тихо — это решение, которое уже никто не может отменить.</w:t>
+        <w:t xml:space="preserve">DIMA: Если мы пишем заявление, то там будет её канал, её имя и её студия.</w:t>
+      </w:r>
+    </w:p>
+    <w:p>
+      <w:pPr>
+        <w:pStyle w:val="BodyText"/>
+      </w:pPr>
+      <w:r>
+        <w:t xml:space="preserve">ZAYTSEV: Да, будет. Факты не выбирают по симпатии, к сожалению.</w:t>
+      </w:r>
+    </w:p>
+    <w:p>
+      <w:pPr>
+        <w:pStyle w:val="BodyText"/>
+      </w:pPr>
+      <w:r>
+        <w:t xml:space="preserve">DIMA: Она записала наш номер, и это единственная нитка к её клиенткам. Если к ней придёт полиция, она решит, что мы её сдали. И тогда эта нитка порвётся в тот же день.</w:t>
+      </w:r>
+    </w:p>
+    <w:p>
+      <w:pPr>
+        <w:pStyle w:val="BodyText"/>
+      </w:pPr>
+      <w:r>
+        <w:t xml:space="preserve">IRINA: Дмитрий, но она продаёт товар без регистрации: сто мастеров, четыре тысячи женщин в месяц.</w:t>
+      </w:r>
+    </w:p>
+    <w:p>
+      <w:pPr>
+        <w:pStyle w:val="BodyText"/>
+      </w:pPr>
+      <w:r>
+        <w:t xml:space="preserve">DIMA: Я знаю эту цифру, я сам её принёс. Но если завтра у её клиентки побелеет кожа, кому она позвонит? Нам, после того как у её двери стояла полиция? Я бы на её месте не позвонил.</w:t>
+      </w:r>
+    </w:p>
+    <w:p>
+      <w:pPr>
+        <w:pStyle w:val="BodyText"/>
+      </w:pPr>
+      <w:r>
+        <w:t xml:space="preserve">OLGA: Это хороший вопрос. Для нас он плохой, но вопрос всё равно хороший.</w:t>
+      </w:r>
+    </w:p>
+    <w:p>
+      <w:pPr>
+        <w:pStyle w:val="BodyText"/>
+      </w:pPr>
+      <w:r>
+        <w:t xml:space="preserve">ALEKSEY: Артём, а можно написать заявление так, чтобы её имени там не было?</w:t>
+      </w:r>
+    </w:p>
+    <w:p>
+      <w:pPr>
+        <w:pStyle w:val="BodyText"/>
+      </w:pPr>
+      <w:r>
+        <w:t xml:space="preserve">ZAYTSEV: Нельзя убрать факт. Можно не делать вывод. В заявлении мы не пишем «Кристина виновата», а пишем: «В канале такой-то размещены объявления». Всё, что дальше, — это уже только работа полиции, а не наша.</w:t>
+      </w:r>
+    </w:p>
+    <w:p>
+      <w:pPr>
+        <w:pStyle w:val="BodyText"/>
+      </w:pPr>
+      <w:r>
+        <w:t xml:space="preserve">DIMA: Но она всё равно поймёт, что это сделали мы.</w:t>
+      </w:r>
+    </w:p>
+    <w:p>
+      <w:pPr>
+        <w:pStyle w:val="BodyText"/>
+      </w:pPr>
+      <w:r>
+        <w:t xml:space="preserve">ZAYTSEV: Поймёт. Но разница есть: вы не назвали её преступницей, а просто описали то, что видели все.</w:t>
+      </w:r>
+    </w:p>
+    <w:p>
+      <w:pPr>
+        <w:pStyle w:val="BodyText"/>
+      </w:pPr>
+      <w:r>
+        <w:t xml:space="preserve">KIRILL: Тогда зачем вообще заявление, если полиция всё равно будет разбираться полгода?</w:t>
+      </w:r>
+    </w:p>
+    <w:p>
+      <w:pPr>
+        <w:pStyle w:val="BodyText"/>
+      </w:pPr>
+      <w:r>
+        <w:t xml:space="preserve">ZAYTSEV: Потому что есть статья, которая работает быстрее: двести тридцать восемь точка один, фальсифицированные медицинские изделия.</w:t>
+      </w:r>
+    </w:p>
+    <w:p>
+      <w:pPr>
+        <w:pStyle w:val="BodyText"/>
+      </w:pPr>
+      <w:r>
+        <w:t xml:space="preserve">OLGA: Фальсифицированные? Значит, это уже не про серый ввоз, а про подделку.</w:t>
+      </w:r>
+    </w:p>
+    <w:p>
+      <w:pPr>
+        <w:pStyle w:val="BodyText"/>
+      </w:pPr>
+      <w:r>
+        <w:t xml:space="preserve">ZAYTSEV: Именно. Серый ввоз — это таможня и штрафы, и это долго. А подделка медицинского изделия — это уголовная статья, до восьми лет. Для неё нужны три вещи: протокол лаборатории, заключение производителя и путь товара. У вас есть все три, а это редкий случай.</w:t>
+      </w:r>
+    </w:p>
+    <w:p>
+      <w:pPr>
+        <w:pStyle w:val="BodyText"/>
+      </w:pPr>
+      <w:r>
+        <w:t xml:space="preserve">ALEKSEY: Значит, три вещи: Галиев, госпожа Чон и Томаш.</w:t>
+      </w:r>
+    </w:p>
+    <w:p>
+      <w:pPr>
+        <w:pStyle w:val="BodyText"/>
+      </w:pPr>
+      <w:r>
+        <w:t xml:space="preserve">ZAYTSEV: И ещё одно: ночь Дарьи. Это вред здоровью, и он сильно меняет вес дела.</w:t>
+      </w:r>
+    </w:p>
+    <w:p>
+      <w:pPr>
+        <w:pStyle w:val="BodyText"/>
+      </w:pPr>
+      <w:r>
+        <w:t xml:space="preserve">IRINA: А Дарья согласится, чтобы её упомянули?</w:t>
+      </w:r>
+    </w:p>
+    <w:p>
+      <w:pPr>
+        <w:pStyle w:val="BodyText"/>
+      </w:pPr>
+      <w:r>
+        <w:t xml:space="preserve">ALEKSEY: Я спрошу её сам. Если она не согласится, напишем без неё.</w:t>
+      </w:r>
+    </w:p>
+    <w:p>
+      <w:pPr>
+        <w:pStyle w:val="BodyText"/>
+      </w:pPr>
+      <w:r>
+        <w:t xml:space="preserve">ZAYTSEV: Правильно. Без согласия пациента о ней не будет ни строчки.</w:t>
+      </w:r>
+    </w:p>
+    <w:p>
+      <w:pPr>
+        <w:pStyle w:val="BodyText"/>
+      </w:pPr>
+      <w:r>
+        <w:t xml:space="preserve">OLGA: А куда мы подаём заявление? В полицию?</w:t>
+      </w:r>
+    </w:p>
+    <w:p>
+      <w:pPr>
+        <w:pStyle w:val="BodyText"/>
+      </w:pPr>
+      <w:r>
+        <w:t xml:space="preserve">ZAYTSEV: Подаём по трём адресам: в полицию — о подделке, в таможню — о контрабанде, а в Росздравнадзор — об обороте незарегистрированных изделий. Получается три заявления, но пакет документов один. Так будет надёжнее, и ничего не потеряется.</w:t>
+      </w:r>
+    </w:p>
+    <w:p>
+      <w:pPr>
+        <w:pStyle w:val="BodyText"/>
+      </w:pPr>
+      <w:r>
+        <w:t xml:space="preserve">IRINA: Три заявления… А кто будет их подписывать?</w:t>
+      </w:r>
+    </w:p>
+    <w:p>
+      <w:pPr>
+        <w:pStyle w:val="BodyText"/>
+      </w:pPr>
+      <w:r>
+        <w:t xml:space="preserve">ZAYTSEV: Генеральный директор, то есть Алексей, своей подписью. И он отвечает за каждое слово.</w:t>
+      </w:r>
+    </w:p>
+    <w:p>
+      <w:pPr>
+        <w:pStyle w:val="BodyText"/>
+      </w:pPr>
+      <w:r>
+        <w:t xml:space="preserve">ALEKSEY: Подпишу. А что тогда с публичным предупреждением?</w:t>
+      </w:r>
+    </w:p>
+    <w:p>
+      <w:pPr>
+        <w:pStyle w:val="BodyText"/>
+      </w:pPr>
+      <w:r>
+        <w:t xml:space="preserve">ZAYTSEV: Его сделаем потом и без имён, как в декабре, только о себе: «Проверяйте номер». Заявлению это не мешает.</w:t>
+      </w:r>
+    </w:p>
+    <w:p>
+      <w:pPr>
+        <w:pStyle w:val="BodyText"/>
+      </w:pPr>
+      <w:r>
+        <w:t xml:space="preserve">KIRILL: Значит, мы будем молчать, а он будет продавать дальше.</w:t>
+      </w:r>
+    </w:p>
+    <w:p>
+      <w:pPr>
+        <w:pStyle w:val="BodyText"/>
+      </w:pPr>
+      <w:r>
+        <w:t xml:space="preserve">ZAYTSEV: Мы не молчим, а говорим туда, где слово имеет силу. В канале у слова есть только лайки.</w:t>
+      </w:r>
+    </w:p>
+    <w:p>
+      <w:pPr>
+        <w:pStyle w:val="BodyText"/>
+      </w:pPr>
+      <w:r>
+        <w:t xml:space="preserve">OLGA: Кирилл, в регистрации двадцать лет всё так и работает. Громко — это одно письмо в газету, и через неделю о нём все забыли. Тихо — это решение, которое уже никто не может отменить, даже если очень захочет.</w:t>
       </w:r>
     </w:p>
     <w:p>
@@ -1068,47 +1068,47 @@
         <w:pStyle w:val="BodyText"/>
       </w:pPr>
       <w:r>
-        <w:t xml:space="preserve">ALEKSEY: Это тоже ответ. Хороший. Запишите, Ирина: Кирилл не согласен.</w:t>
-      </w:r>
-    </w:p>
-    <w:p>
-      <w:pPr>
-        <w:pStyle w:val="BodyText"/>
-      </w:pPr>
-      <w:r>
-        <w:t xml:space="preserve">IRINA: Записала. В протоколе. С датой.</w:t>
-      </w:r>
-    </w:p>
-    <w:p>
-      <w:pPr>
-        <w:pStyle w:val="BodyText"/>
-      </w:pPr>
-      <w:r>
-        <w:t xml:space="preserve">DIMA: А Кристина?</w:t>
-      </w:r>
-    </w:p>
-    <w:p>
-      <w:pPr>
-        <w:pStyle w:val="BodyText"/>
-      </w:pPr>
-      <w:r>
-        <w:t xml:space="preserve">ALEKSEY: Её имя будет в заявлении, потому что её канал — факт. Но линия для её клиенток останется открытой. Это тоже факт. Ей можно написать это словами.</w:t>
-      </w:r>
-    </w:p>
-    <w:p>
-      <w:pPr>
-        <w:pStyle w:val="BodyText"/>
-      </w:pPr>
-      <w:r>
-        <w:t xml:space="preserve">DIMA: Я напишу. Сегодня. Сам.</w:t>
-      </w:r>
-    </w:p>
-    <w:p>
-      <w:pPr>
-        <w:pStyle w:val="BodyText"/>
-      </w:pPr>
-      <w:r>
-        <w:t xml:space="preserve">ZAYTSEV: Только не пишите ей про заявление. Ни слова. Это может помешать.</w:t>
+        <w:t xml:space="preserve">ALEKSEY: Это тоже ответ, и хороший. Ирина, запишите, пожалуйста, что Кирилл не согласен.</w:t>
+      </w:r>
+    </w:p>
+    <w:p>
+      <w:pPr>
+        <w:pStyle w:val="BodyText"/>
+      </w:pPr>
+      <w:r>
+        <w:t xml:space="preserve">IRINA: Записала в протокол, с сегодняшней датой.</w:t>
+      </w:r>
+    </w:p>
+    <w:p>
+      <w:pPr>
+        <w:pStyle w:val="BodyText"/>
+      </w:pPr>
+      <w:r>
+        <w:t xml:space="preserve">DIMA: А как же Кристина?</w:t>
+      </w:r>
+    </w:p>
+    <w:p>
+      <w:pPr>
+        <w:pStyle w:val="BodyText"/>
+      </w:pPr>
+      <w:r>
+        <w:t xml:space="preserve">ALEKSEY: Её имя будет в заявлении, потому что её канал — это факт. Но линия для её клиенток останется открытой, и это тоже факт. Об этом ей можно написать простыми и честными словами, без угроз.</w:t>
+      </w:r>
+    </w:p>
+    <w:p>
+      <w:pPr>
+        <w:pStyle w:val="BodyText"/>
+      </w:pPr>
+      <w:r>
+        <w:t xml:space="preserve">DIMA: Я напишу ей сам, прямо сегодня.</w:t>
+      </w:r>
+    </w:p>
+    <w:p>
+      <w:pPr>
+        <w:pStyle w:val="BodyText"/>
+      </w:pPr>
+      <w:r>
+        <w:t xml:space="preserve">ZAYTSEV: Только не пишите ей про заявление, ни одного слова. Это может помешать делу.</w:t>
       </w:r>
     </w:p>
     <w:bookmarkEnd w:id="22"/>
@@ -1126,111 +1126,111 @@
         <w:pStyle w:val="FirstParagraph"/>
       </w:pPr>
       <w:r>
-        <w:t xml:space="preserve">BORIS: Алексей. Совет директоров не решает про заявления. Зачем звонишь?</w:t>
-      </w:r>
-    </w:p>
-    <w:p>
-      <w:pPr>
-        <w:pStyle w:val="BodyText"/>
-      </w:pPr>
-      <w:r>
-        <w:t xml:space="preserve">ALEKSEY: Не за решением, Борис Игоревич. За опытом. Вы в девяносто восьмом писали заявление на Гришу?</w:t>
-      </w:r>
-    </w:p>
-    <w:p>
-      <w:pPr>
-        <w:pStyle w:val="BodyText"/>
-      </w:pPr>
-      <w:r>
-        <w:t xml:space="preserve">BORIS: Нет. Не писал.</w:t>
-      </w:r>
-    </w:p>
-    <w:p>
-      <w:pPr>
-        <w:pStyle w:val="BodyText"/>
-      </w:pPr>
-      <w:r>
-        <w:t xml:space="preserve">ALEKSEY: Почему?</w:t>
-      </w:r>
-    </w:p>
-    <w:p>
-      <w:pPr>
-        <w:pStyle w:val="BodyText"/>
-      </w:pPr>
-      <w:r>
-        <w:t xml:space="preserve">BORIS: Думал — по-человечески. Друг. Двенадцать лет вместе. Баня, коньяк, все праздники вместе. Думал: сам вернётся, сам отдаст. Не стыдно же ему будет смотреть мне в глаза?</w:t>
-      </w:r>
-    </w:p>
-    <w:p>
-      <w:pPr>
-        <w:pStyle w:val="BodyText"/>
-      </w:pPr>
-      <w:r>
-        <w:t xml:space="preserve">LEV: Не вернулся. И не отдал. Я был тогда рядом.</w:t>
-      </w:r>
-    </w:p>
-    <w:p>
-      <w:pPr>
-        <w:pStyle w:val="BodyText"/>
-      </w:pPr>
-      <w:r>
-        <w:t xml:space="preserve">BORIS: Лев, помолчи. Я сам. Алексей, а знаешь, что было потом?</w:t>
-      </w:r>
-    </w:p>
-    <w:p>
-      <w:pPr>
-        <w:pStyle w:val="BodyText"/>
-      </w:pPr>
-      <w:r>
-        <w:t xml:space="preserve">ALEKSEY: Нет.</w:t>
-      </w:r>
-    </w:p>
-    <w:p>
-      <w:pPr>
-        <w:pStyle w:val="BodyText"/>
-      </w:pPr>
-      <w:r>
-        <w:t xml:space="preserve">BORIS: Через пять лет брат Гриши сделал то же самое с другим человеком. С моим знакомым. Те же деньги, тот же Кипр. Знакомый пришёл ко мне и спросил: «Почему ты не написал тогда? Я бы знал».</w:t>
-      </w:r>
-    </w:p>
-    <w:p>
-      <w:pPr>
-        <w:pStyle w:val="BodyText"/>
-      </w:pPr>
-      <w:r>
-        <w:t xml:space="preserve">ALEKSEY: И что вы ответили?</w:t>
-      </w:r>
-    </w:p>
-    <w:p>
-      <w:pPr>
-        <w:pStyle w:val="BodyText"/>
-      </w:pPr>
-      <w:r>
-        <w:t xml:space="preserve">BORIS: Ничего. Что тут ответишь. Столько лет прошло, а я помню его лицо.</w:t>
-      </w:r>
-    </w:p>
-    <w:p>
-      <w:pPr>
-        <w:pStyle w:val="BodyText"/>
-      </w:pPr>
-      <w:r>
-        <w:t xml:space="preserve">LEV: Вот поэтому он и говорит тебе это сейчас.</w:t>
-      </w:r>
-    </w:p>
-    <w:p>
-      <w:pPr>
-        <w:pStyle w:val="BodyText"/>
-      </w:pPr>
-      <w:r>
-        <w:t xml:space="preserve">BORIS: Заявление — это не месть, Алексей. Это забор. Ты ставишь его не для себя. Для следующего, кто пойдёт по этой дороге в темноте и не увидит ямы.</w:t>
-      </w:r>
-    </w:p>
-    <w:p>
-      <w:pPr>
-        <w:pStyle w:val="BodyText"/>
-      </w:pPr>
-      <w:r>
-        <w:t xml:space="preserve">ALEKSEY: Забор. Для следующей Дарьи.</w:t>
+        <w:t xml:space="preserve">BORIS: Алексей, совет директоров не решает вопросы про заявления. Зачем ты мне звонишь?</w:t>
+      </w:r>
+    </w:p>
+    <w:p>
+      <w:pPr>
+        <w:pStyle w:val="BodyText"/>
+      </w:pPr>
+      <w:r>
+        <w:t xml:space="preserve">ALEKSEY: Не за решением, Борис Игоревич, а за опытом. Скажите, вы в девяносто восьмом писали заявление на Гришу?</w:t>
+      </w:r>
+    </w:p>
+    <w:p>
+      <w:pPr>
+        <w:pStyle w:val="BodyText"/>
+      </w:pPr>
+      <w:r>
+        <w:t xml:space="preserve">BORIS: Нет, не писал.</w:t>
+      </w:r>
+    </w:p>
+    <w:p>
+      <w:pPr>
+        <w:pStyle w:val="BodyText"/>
+      </w:pPr>
+      <w:r>
+        <w:t xml:space="preserve">ALEKSEY: А почему не написали?</w:t>
+      </w:r>
+    </w:p>
+    <w:p>
+      <w:pPr>
+        <w:pStyle w:val="BodyText"/>
+      </w:pPr>
+      <w:r>
+        <w:t xml:space="preserve">BORIS: Думал, что надо по-человечески. Он был друг, мы двенадцать лет были вместе: баня, коньяк, все праздники вместе. Я думал, что он сам вернётся и сам всё отдаст. Ведь ему же будет стыдно смотреть мне в глаза, правда?</w:t>
+      </w:r>
+    </w:p>
+    <w:p>
+      <w:pPr>
+        <w:pStyle w:val="BodyText"/>
+      </w:pPr>
+      <w:r>
+        <w:t xml:space="preserve">LEV: Не вернулся он и ничего не отдал. Я тогда был рядом и всё видел.</w:t>
+      </w:r>
+    </w:p>
+    <w:p>
+      <w:pPr>
+        <w:pStyle w:val="BodyText"/>
+      </w:pPr>
+      <w:r>
+        <w:t xml:space="preserve">BORIS: Лев, помолчи, я сам расскажу. Алексей, а ты знаешь, что было потом?</w:t>
+      </w:r>
+    </w:p>
+    <w:p>
+      <w:pPr>
+        <w:pStyle w:val="BodyText"/>
+      </w:pPr>
+      <w:r>
+        <w:t xml:space="preserve">ALEKSEY: Нет, не знаю.</w:t>
+      </w:r>
+    </w:p>
+    <w:p>
+      <w:pPr>
+        <w:pStyle w:val="BodyText"/>
+      </w:pPr>
+      <w:r>
+        <w:t xml:space="preserve">BORIS: Через пять лет брат Гриши сделал то же самое с другим человеком, с моим знакомым. Те же деньги, тот же Кипр. Знакомый пришёл ко мне и спросил: «Почему ты не написал тогда? Я бы знал».</w:t>
+      </w:r>
+    </w:p>
+    <w:p>
+      <w:pPr>
+        <w:pStyle w:val="BodyText"/>
+      </w:pPr>
+      <w:r>
+        <w:t xml:space="preserve">ALEKSEY: И что вы ему ответили?</w:t>
+      </w:r>
+    </w:p>
+    <w:p>
+      <w:pPr>
+        <w:pStyle w:val="BodyText"/>
+      </w:pPr>
+      <w:r>
+        <w:t xml:space="preserve">BORIS: Ничего. Что тут ответишь? Столько лет прошло, а я до сих пор помню его лицо.</w:t>
+      </w:r>
+    </w:p>
+    <w:p>
+      <w:pPr>
+        <w:pStyle w:val="BodyText"/>
+      </w:pPr>
+      <w:r>
+        <w:t xml:space="preserve">LEV: Вот именно поэтому он и говорит тебе всё это сейчас.</w:t>
+      </w:r>
+    </w:p>
+    <w:p>
+      <w:pPr>
+        <w:pStyle w:val="BodyText"/>
+      </w:pPr>
+      <w:r>
+        <w:t xml:space="preserve">BORIS: Заявление — это не месть, Алексей. Это забор. Ты ставишь его не для себя, а для следующего, кто пойдёт по этой дороге в темноте и не увидит ямы. Ты его даже не узнаешь, но он пройдёт целым.</w:t>
+      </w:r>
+    </w:p>
+    <w:p>
+      <w:pPr>
+        <w:pStyle w:val="BodyText"/>
+      </w:pPr>
+      <w:r>
+        <w:t xml:space="preserve">ALEKSEY: Забор… Для следующей Дарьи.</w:t>
       </w:r>
     </w:p>
     <w:p>
@@ -1246,39 +1246,39 @@
         <w:pStyle w:val="BodyText"/>
       </w:pPr>
       <w:r>
-        <w:t xml:space="preserve">ALEKSEY: Борис Игоревич, этот Бойко… Он обиделся, потому что я его не взял.</w:t>
-      </w:r>
-    </w:p>
-    <w:p>
-      <w:pPr>
-        <w:pStyle w:val="BodyText"/>
-      </w:pPr>
-      <w:r>
-        <w:t xml:space="preserve">BORIS: Знаю таких. Обида — плохой бизнес-план. Но долгий. Такие не останавливаются сами.</w:t>
-      </w:r>
-    </w:p>
-    <w:p>
-      <w:pPr>
-        <w:pStyle w:val="BodyText"/>
-      </w:pPr>
-      <w:r>
-        <w:t xml:space="preserve">LEV: Кто юрист? Зайцев? Хорошо. Скажи ему: никаких эмоций в тексте. Ни одного прилагательного.</w:t>
-      </w:r>
-    </w:p>
-    <w:p>
-      <w:pPr>
-        <w:pStyle w:val="BodyText"/>
-      </w:pPr>
-      <w:r>
-        <w:t xml:space="preserve">ALEKSEY: Он уже сказал. Почти теми же словами.</w:t>
-      </w:r>
-    </w:p>
-    <w:p>
-      <w:pPr>
-        <w:pStyle w:val="BodyText"/>
-      </w:pPr>
-      <w:r>
-        <w:t xml:space="preserve">BORIS: Значит, хороший юрист. Я плачу ему не зря. Через тебя.</w:t>
+        <w:t xml:space="preserve">ALEKSEY: Борис Игоревич, этот Бойко… Он ведь обиделся, потому что я его не взял на работу.</w:t>
+      </w:r>
+    </w:p>
+    <w:p>
+      <w:pPr>
+        <w:pStyle w:val="BodyText"/>
+      </w:pPr>
+      <w:r>
+        <w:t xml:space="preserve">BORIS: Знаю я таких. Обида — плохой бизнес-план, но очень долгий. Такие люди сами не останавливаются.</w:t>
+      </w:r>
+    </w:p>
+    <w:p>
+      <w:pPr>
+        <w:pStyle w:val="BodyText"/>
+      </w:pPr>
+      <w:r>
+        <w:t xml:space="preserve">LEV: А кто у вас юрист, Зайцев? Хорошо. Скажи ему: никаких эмоций в тексте, ни одного прилагательного.</w:t>
+      </w:r>
+    </w:p>
+    <w:p>
+      <w:pPr>
+        <w:pStyle w:val="BodyText"/>
+      </w:pPr>
+      <w:r>
+        <w:t xml:space="preserve">ALEKSEY: Он уже это сказал, почти теми же словами.</w:t>
+      </w:r>
+    </w:p>
+    <w:p>
+      <w:pPr>
+        <w:pStyle w:val="BodyText"/>
+      </w:pPr>
+      <w:r>
+        <w:t xml:space="preserve">BORIS: Значит, юрист хороший, и я плачу ему не зря, хотя и через тебя.</w:t>
       </w:r>
     </w:p>
     <w:p>
@@ -1294,47 +1294,47 @@
         <w:pStyle w:val="BodyText"/>
       </w:pPr>
       <w:r>
-        <w:t xml:space="preserve">BORIS: Каждый год. В декабре. Когда пеку пироги на Новый год и считаю, кто за столом.</w:t>
-      </w:r>
-    </w:p>
-    <w:p>
-      <w:pPr>
-        <w:pStyle w:val="BodyText"/>
-      </w:pPr>
-      <w:r>
-        <w:t xml:space="preserve">LEV: Боря, хватит. Он понял.</w:t>
-      </w:r>
-    </w:p>
-    <w:p>
-      <w:pPr>
-        <w:pStyle w:val="BodyText"/>
-      </w:pPr>
-      <w:r>
-        <w:t xml:space="preserve">BORIS: Понял? Алексей, ты понял?</w:t>
-      </w:r>
-    </w:p>
-    <w:p>
-      <w:pPr>
-        <w:pStyle w:val="BodyText"/>
-      </w:pPr>
-      <w:r>
-        <w:t xml:space="preserve">ALEKSEY: Понял. Пишу три заявления. Сегодня.</w:t>
-      </w:r>
-    </w:p>
-    <w:p>
-      <w:pPr>
-        <w:pStyle w:val="BodyText"/>
-      </w:pPr>
-      <w:r>
-        <w:t xml:space="preserve">BORIS: Хорошо. И ещё. Если этот Бойко придёт к тебе с извинениями — выслушай до конца. Если придёт с угрозами — звони мне. В любое время, хоть ночью.</w:t>
-      </w:r>
-    </w:p>
-    <w:p>
-      <w:pPr>
-        <w:pStyle w:val="BodyText"/>
-      </w:pPr>
-      <w:r>
-        <w:t xml:space="preserve">ALEKSEY: Почему вам?</w:t>
+        <w:t xml:space="preserve">BORIS: Каждый год жалею, в декабре, когда пеку пироги на Новый год и считаю, кто будет за столом.</w:t>
+      </w:r>
+    </w:p>
+    <w:p>
+      <w:pPr>
+        <w:pStyle w:val="BodyText"/>
+      </w:pPr>
+      <w:r>
+        <w:t xml:space="preserve">LEV: Боря, хватит уже. Он всё понял.</w:t>
+      </w:r>
+    </w:p>
+    <w:p>
+      <w:pPr>
+        <w:pStyle w:val="BodyText"/>
+      </w:pPr>
+      <w:r>
+        <w:t xml:space="preserve">BORIS: Понял? Алексей, ты правда понял?</w:t>
+      </w:r>
+    </w:p>
+    <w:p>
+      <w:pPr>
+        <w:pStyle w:val="BodyText"/>
+      </w:pPr>
+      <w:r>
+        <w:t xml:space="preserve">ALEKSEY: Понял. Я пишу три заявления, и прямо сегодня.</w:t>
+      </w:r>
+    </w:p>
+    <w:p>
+      <w:pPr>
+        <w:pStyle w:val="BodyText"/>
+      </w:pPr>
+      <w:r>
+        <w:t xml:space="preserve">BORIS: Хорошо. И ещё одно. Если этот Бойко придёт к тебе с извинениями, выслушай его до конца. А если придёт с угрозами, звони мне в любое время, хоть ночью, хоть в праздник.</w:t>
+      </w:r>
+    </w:p>
+    <w:p>
+      <w:pPr>
+        <w:pStyle w:val="BodyText"/>
+      </w:pPr>
+      <w:r>
+        <w:t xml:space="preserve">ALEKSEY: А почему именно вам, Борис Игоревич?</w:t>
       </w:r>
     </w:p>
     <w:p>
@@ -1350,15 +1350,15 @@
         <w:pStyle w:val="BodyText"/>
       </w:pPr>
       <w:r>
-        <w:t xml:space="preserve">ALEKSEY: Спасибо, Борис Игоревич. Вечером позвоню. Расскажу.</w:t>
-      </w:r>
-    </w:p>
-    <w:p>
-      <w:pPr>
-        <w:pStyle w:val="BodyText"/>
-      </w:pPr>
-      <w:r>
-        <w:t xml:space="preserve">BORIS: Не рассказывай. Покажи входящий номер. Мне этого хватит.</w:t>
+        <w:t xml:space="preserve">ALEKSEY: Спасибо, Борис Игоревич. Вечером я вам позвоню и всё расскажу.</w:t>
+      </w:r>
+    </w:p>
+    <w:p>
+      <w:pPr>
+        <w:pStyle w:val="BodyText"/>
+      </w:pPr>
+      <w:r>
+        <w:t xml:space="preserve">BORIS: Не надо рассказывать. Просто покажи входящий номер, мне этого хватит.</w:t>
       </w:r>
     </w:p>
     <w:bookmarkEnd w:id="23"/>
@@ -1376,199 +1376,199 @@
         <w:pStyle w:val="FirstParagraph"/>
       </w:pPr>
       <w:r>
-        <w:t xml:space="preserve">NAZAROVA: Воронцов. Миронова. Вы без записи. Это на вас не похоже.</w:t>
-      </w:r>
-    </w:p>
-    <w:p>
-      <w:pPr>
-        <w:pStyle w:val="BodyText"/>
-      </w:pPr>
-      <w:r>
-        <w:t xml:space="preserve">OLGA: Тамара Викторовна, простите. Вы сказали: первое осложнение — письмо. Раньше журналистов.</w:t>
-      </w:r>
-    </w:p>
-    <w:p>
-      <w:pPr>
-        <w:pStyle w:val="BodyText"/>
-      </w:pPr>
-      <w:r>
-        <w:t xml:space="preserve">NAZAROVA: Сказала. Было осложнение?</w:t>
-      </w:r>
-    </w:p>
-    <w:p>
-      <w:pPr>
-        <w:pStyle w:val="BodyText"/>
-      </w:pPr>
-      <w:r>
-        <w:t xml:space="preserve">ALEKSEY: Было. В ночь на субботу. Окклюзия. Корнилова спасла. Гель — не наш, номер — наш.</w:t>
-      </w:r>
-    </w:p>
-    <w:p>
-      <w:pPr>
-        <w:pStyle w:val="BodyText"/>
-      </w:pPr>
-      <w:r>
-        <w:t xml:space="preserve">NAZAROVA: С вашим номером. Покажите.</w:t>
-      </w:r>
-    </w:p>
-    <w:p>
-      <w:pPr>
-        <w:pStyle w:val="BodyText"/>
-      </w:pPr>
-      <w:r>
-        <w:t xml:space="preserve">ALEKSEY: Вот. Отчёт линии. Протокол лаборатории. Заключение производителя. Фото коробки из мусора.</w:t>
-      </w:r>
-    </w:p>
-    <w:p>
-      <w:pPr>
-        <w:pStyle w:val="BodyText"/>
-      </w:pPr>
-      <w:r>
-        <w:t xml:space="preserve">NAZAROVA: Из мусора. Двенадцать миллиграммов вместо двадцати. Белый поршень. Тридцать лет я смотрю досье, Воронцов. Подделку с чужим номером удостоверения я вижу только второй раз в жизни.</w:t>
-      </w:r>
-    </w:p>
-    <w:p>
-      <w:pPr>
-        <w:pStyle w:val="BodyText"/>
-      </w:pPr>
-      <w:r>
-        <w:t xml:space="preserve">OLGA: А первый?</w:t>
-      </w:r>
-    </w:p>
-    <w:p>
-      <w:pPr>
-        <w:pStyle w:val="BodyText"/>
-      </w:pPr>
-      <w:r>
-        <w:t xml:space="preserve">NAZAROVA: Первый — давно. Тогда никто не написал письмо. Я узнала из газеты, через год, после трёх пациентов. Одна из них потом очень долго не могла улыбаться.</w:t>
-      </w:r>
-    </w:p>
-    <w:p>
-      <w:pPr>
-        <w:pStyle w:val="BodyText"/>
-      </w:pPr>
-      <w:r>
-        <w:t xml:space="preserve">ALEKSEY: Поэтому мы пришли сегодня. Не через год.</w:t>
-      </w:r>
-    </w:p>
-    <w:p>
-      <w:pPr>
-        <w:pStyle w:val="BodyText"/>
-      </w:pPr>
-      <w:r>
-        <w:t xml:space="preserve">NAZAROVA: Вижу. Но я не принимаю заявления о подделке. Я эксперт по регистрации, а не полиция.</w:t>
-      </w:r>
-    </w:p>
-    <w:p>
-      <w:pPr>
-        <w:pStyle w:val="BodyText"/>
-      </w:pPr>
-      <w:r>
-        <w:t xml:space="preserve">OLGA: Мы знаем. Нам нужно одно: куда именно. Чтобы не потерялось.</w:t>
-      </w:r>
-    </w:p>
-    <w:p>
-      <w:pPr>
-        <w:pStyle w:val="BodyText"/>
-      </w:pPr>
-      <w:r>
-        <w:t xml:space="preserve">NAZAROVA: Росздравнадзор. Отдел контроля за обращением медицинских изделий. Я позвоню заместителю. Сегодня.</w:t>
-      </w:r>
-    </w:p>
-    <w:p>
-      <w:pPr>
-        <w:pStyle w:val="BodyText"/>
-      </w:pPr>
-      <w:r>
-        <w:t xml:space="preserve">ALEKSEY: Спасибо, Тамара Викторовна.</w:t>
-      </w:r>
-    </w:p>
-    <w:p>
-      <w:pPr>
-        <w:pStyle w:val="BodyText"/>
-      </w:pPr>
-      <w:r>
-        <w:t xml:space="preserve">NAZAROVA: Не благодарите. Это моя работа. Ваша — писать. Пишите сухо. Ни одного прилагательного. Эмоции мы вычёркиваем красным, и потом они ничего не весят. Остаются только факты.</w:t>
-      </w:r>
-    </w:p>
-    <w:p>
-      <w:pPr>
-        <w:pStyle w:val="BodyText"/>
-      </w:pPr>
-      <w:r>
-        <w:t xml:space="preserve">OLGA: Нам это уже сказали дважды сегодня.</w:t>
-      </w:r>
-    </w:p>
-    <w:p>
-      <w:pPr>
-        <w:pStyle w:val="BodyText"/>
-      </w:pPr>
-      <w:r>
-        <w:t xml:space="preserve">NAZAROVA: Значит, будет трижды. Это хорошая примета.</w:t>
-      </w:r>
-    </w:p>
-    <w:p>
-      <w:pPr>
-        <w:pStyle w:val="BodyText"/>
-      </w:pPr>
-      <w:r>
-        <w:t xml:space="preserve">OLGA: Трижды — это уже правило, а не совет.</w:t>
-      </w:r>
-    </w:p>
-    <w:p>
-      <w:pPr>
-        <w:pStyle w:val="BodyText"/>
-      </w:pPr>
-      <w:r>
-        <w:t xml:space="preserve">ALEKSEY: Можно вопрос не по делу? Вы не удивлены, что мы пришли сами?</w:t>
-      </w:r>
-    </w:p>
-    <w:p>
-      <w:pPr>
-        <w:pStyle w:val="BodyText"/>
-      </w:pPr>
-      <w:r>
-        <w:t xml:space="preserve">NAZAROVA: Нет. Я читаю ваши квартальные отчёты. Там видно, кто вы.</w:t>
-      </w:r>
-    </w:p>
-    <w:p>
-      <w:pPr>
-        <w:pStyle w:val="BodyText"/>
-      </w:pPr>
-      <w:r>
-        <w:t xml:space="preserve">OLGA: Тамара Викторовна, а что видно?</w:t>
-      </w:r>
-    </w:p>
-    <w:p>
-      <w:pPr>
-        <w:pStyle w:val="BodyText"/>
-      </w:pPr>
-      <w:r>
-        <w:t xml:space="preserve">NAZAROVA: Видно, что вы пишете плохие новости в первом абзаце. Это редкость. Большинство прячет их на седьмой странице и надеется, что эксперт устанет раньше, чем дочитает.</w:t>
-      </w:r>
-    </w:p>
-    <w:p>
-      <w:pPr>
-        <w:pStyle w:val="BodyText"/>
-      </w:pPr>
-      <w:r>
-        <w:t xml:space="preserve">OLGA: Мы тоже когда-то так прятали. На седьмой.</w:t>
-      </w:r>
-    </w:p>
-    <w:p>
-      <w:pPr>
-        <w:pStyle w:val="BodyText"/>
-      </w:pPr>
-      <w:r>
-        <w:t xml:space="preserve">ALEKSEY: Седьмая страница. Я помню.</w:t>
-      </w:r>
-    </w:p>
-    <w:p>
-      <w:pPr>
-        <w:pStyle w:val="BodyText"/>
-      </w:pPr>
-      <w:r>
-        <w:t xml:space="preserve">NAZAROVA: Я тоже помню. Поэтому я сейчас звоню. Принято, Воронцов. Идите писать.</w:t>
+        <w:t xml:space="preserve">NAZAROVA: Воронцов и Миронова, и без записи. Это на вас совсем не похоже.</w:t>
+      </w:r>
+    </w:p>
+    <w:p>
+      <w:pPr>
+        <w:pStyle w:val="BodyText"/>
+      </w:pPr>
+      <w:r>
+        <w:t xml:space="preserve">OLGA: Тамара Викторовна, простите нас. Вы говорили, что о первом осложнении нужно написать письмо раньше журналистов.</w:t>
+      </w:r>
+    </w:p>
+    <w:p>
+      <w:pPr>
+        <w:pStyle w:val="BodyText"/>
+      </w:pPr>
+      <w:r>
+        <w:t xml:space="preserve">NAZAROVA: Говорила. Значит, осложнение было?</w:t>
+      </w:r>
+    </w:p>
+    <w:p>
+      <w:pPr>
+        <w:pStyle w:val="BodyText"/>
+      </w:pPr>
+      <w:r>
+        <w:t xml:space="preserve">ALEKSEY: Было, в ночь на субботу, окклюзия, и Корнилова её спасла. Гель был не наш, а номер наш.</w:t>
+      </w:r>
+    </w:p>
+    <w:p>
+      <w:pPr>
+        <w:pStyle w:val="BodyText"/>
+      </w:pPr>
+      <w:r>
+        <w:t xml:space="preserve">NAZAROVA: С вашим номером, вот как. Покажите мне.</w:t>
+      </w:r>
+    </w:p>
+    <w:p>
+      <w:pPr>
+        <w:pStyle w:val="BodyText"/>
+      </w:pPr>
+      <w:r>
+        <w:t xml:space="preserve">ALEKSEY: Вот отчёт линии, протокол лаборатории и заключение производителя. А это фото коробки, которую достали из мусора.</w:t>
+      </w:r>
+    </w:p>
+    <w:p>
+      <w:pPr>
+        <w:pStyle w:val="BodyText"/>
+      </w:pPr>
+      <w:r>
+        <w:t xml:space="preserve">NAZAROVA: Из мусора… Двенадцать миллиграммов вместо двадцати и белый поршень. Тридцать лет я смотрю досье, Воронцов, но подделку с чужим номером удостоверения вижу только второй раз в жизни. Это очень серьёзно.</w:t>
+      </w:r>
+    </w:p>
+    <w:p>
+      <w:pPr>
+        <w:pStyle w:val="BodyText"/>
+      </w:pPr>
+      <w:r>
+        <w:t xml:space="preserve">OLGA: А когда был первый раз?</w:t>
+      </w:r>
+    </w:p>
+    <w:p>
+      <w:pPr>
+        <w:pStyle w:val="BodyText"/>
+      </w:pPr>
+      <w:r>
+        <w:t xml:space="preserve">NAZAROVA: Первый был давно, и тогда никто не написал письмо. Я узнала из газеты, через год, после трёх пациентов. Одна из них потом очень долго не могла улыбаться, и я до сих пор об этом помню.</w:t>
+      </w:r>
+    </w:p>
+    <w:p>
+      <w:pPr>
+        <w:pStyle w:val="BodyText"/>
+      </w:pPr>
+      <w:r>
+        <w:t xml:space="preserve">ALEKSEY: Именно поэтому мы и пришли сегодня, а не через год.</w:t>
+      </w:r>
+    </w:p>
+    <w:p>
+      <w:pPr>
+        <w:pStyle w:val="BodyText"/>
+      </w:pPr>
+      <w:r>
+        <w:t xml:space="preserve">NAZAROVA: Вижу. Но заявления о подделке я не принимаю, потому что я эксперт по регистрации, а не полиция.</w:t>
+      </w:r>
+    </w:p>
+    <w:p>
+      <w:pPr>
+        <w:pStyle w:val="BodyText"/>
+      </w:pPr>
+      <w:r>
+        <w:t xml:space="preserve">OLGA: Мы это знаем. Нам нужно только одно: знать, куда именно подавать, чтобы ничего не потерялось.</w:t>
+      </w:r>
+    </w:p>
+    <w:p>
+      <w:pPr>
+        <w:pStyle w:val="BodyText"/>
+      </w:pPr>
+      <w:r>
+        <w:t xml:space="preserve">NAZAROVA: В Росздравнадзор, в отдел контроля за обращением медицинских изделий. Я сегодня же позвоню заместителю.</w:t>
+      </w:r>
+    </w:p>
+    <w:p>
+      <w:pPr>
+        <w:pStyle w:val="BodyText"/>
+      </w:pPr>
+      <w:r>
+        <w:t xml:space="preserve">ALEKSEY: Большое спасибо, Тамара Викторовна.</w:t>
+      </w:r>
+    </w:p>
+    <w:p>
+      <w:pPr>
+        <w:pStyle w:val="BodyText"/>
+      </w:pPr>
+      <w:r>
+        <w:t xml:space="preserve">NAZAROVA: Не благодарите, это моя работа, а ваша работа — писать. Пишите сухо. Ни одного прилагательного. Эмоции мы вычёркиваем красным, и потом они ничего не весят, поэтому в итоге остаются только факты.</w:t>
+      </w:r>
+    </w:p>
+    <w:p>
+      <w:pPr>
+        <w:pStyle w:val="BodyText"/>
+      </w:pPr>
+      <w:r>
+        <w:t xml:space="preserve">OLGA: Нам это сегодня говорят уже второй раз.</w:t>
+      </w:r>
+    </w:p>
+    <w:p>
+      <w:pPr>
+        <w:pStyle w:val="BodyText"/>
+      </w:pPr>
+      <w:r>
+        <w:t xml:space="preserve">NAZAROVA: Значит, будет третий раз, а это хорошая примета.</w:t>
+      </w:r>
+    </w:p>
+    <w:p>
+      <w:pPr>
+        <w:pStyle w:val="BodyText"/>
+      </w:pPr>
+      <w:r>
+        <w:t xml:space="preserve">OLGA: А три раза — это уже правило, а не совет.</w:t>
+      </w:r>
+    </w:p>
+    <w:p>
+      <w:pPr>
+        <w:pStyle w:val="BodyText"/>
+      </w:pPr>
+      <w:r>
+        <w:t xml:space="preserve">ALEKSEY: Можно вопрос не по делу? Вы не удивлены, что мы пришли к вам сами?</w:t>
+      </w:r>
+    </w:p>
+    <w:p>
+      <w:pPr>
+        <w:pStyle w:val="BodyText"/>
+      </w:pPr>
+      <w:r>
+        <w:t xml:space="preserve">NAZAROVA: Нет. Я читаю ваши квартальные отчёты, и по ним видно, кто вы.</w:t>
+      </w:r>
+    </w:p>
+    <w:p>
+      <w:pPr>
+        <w:pStyle w:val="BodyText"/>
+      </w:pPr>
+      <w:r>
+        <w:t xml:space="preserve">OLGA: Тамара Викторовна, а что именно там видно?</w:t>
+      </w:r>
+    </w:p>
+    <w:p>
+      <w:pPr>
+        <w:pStyle w:val="BodyText"/>
+      </w:pPr>
+      <w:r>
+        <w:t xml:space="preserve">NAZAROVA: Видно, что вы пишете плохие новости в первом абзаце, а это редкость. Большинство прячет их на седьмой странице и надеется, что эксперт устанет раньше, чем дочитает до конца, и пропустит главное.</w:t>
+      </w:r>
+    </w:p>
+    <w:p>
+      <w:pPr>
+        <w:pStyle w:val="BodyText"/>
+      </w:pPr>
+      <w:r>
+        <w:t xml:space="preserve">OLGA: Мы тоже когда-то так прятали, как раз на седьмой странице.</w:t>
+      </w:r>
+    </w:p>
+    <w:p>
+      <w:pPr>
+        <w:pStyle w:val="BodyText"/>
+      </w:pPr>
+      <w:r>
+        <w:t xml:space="preserve">ALEKSEY: Седьмая страница… Я хорошо это помню.</w:t>
+      </w:r>
+    </w:p>
+    <w:p>
+      <w:pPr>
+        <w:pStyle w:val="BodyText"/>
+      </w:pPr>
+      <w:r>
+        <w:t xml:space="preserve">NAZAROVA: Я тоже помню, поэтому сейчас и звоню. Принято, Воронцов. Идите писать.</w:t>
       </w:r>
     </w:p>
     <w:bookmarkEnd w:id="24"/>
@@ -1586,119 +1586,119 @@
         <w:pStyle w:val="FirstParagraph"/>
       </w:pPr>
       <w:r>
-        <w:t xml:space="preserve">ZAYTSEV: Три заявления. Полиция, таможня, Росздравнадзор. Один пакет. Сорок две страницы приложений.</w:t>
-      </w:r>
-    </w:p>
-    <w:p>
-      <w:pPr>
-        <w:pStyle w:val="BodyText"/>
-      </w:pPr>
-      <w:r>
-        <w:t xml:space="preserve">IRINA: Я проверила каждую страницу. Нумерация, подписи, даты. Ни одного прилагательного.</w:t>
-      </w:r>
-    </w:p>
-    <w:p>
-      <w:pPr>
-        <w:pStyle w:val="BodyText"/>
-      </w:pPr>
-      <w:r>
-        <w:t xml:space="preserve">ALEKSEY: Дарья согласилась. Сказала: «Пусть следующая знает, куда звонить».</w:t>
-      </w:r>
-    </w:p>
-    <w:p>
-      <w:pPr>
-        <w:pStyle w:val="BodyText"/>
-      </w:pPr>
-      <w:r>
-        <w:t xml:space="preserve">OLGA: Это лучше любого прилагательного.</w:t>
-      </w:r>
-    </w:p>
-    <w:p>
-      <w:pPr>
-        <w:pStyle w:val="BodyText"/>
-      </w:pPr>
-      <w:r>
-        <w:t xml:space="preserve">ALEKSEY: Подписываю. Первое. Второе. Третье.</w:t>
-      </w:r>
-    </w:p>
-    <w:p>
-      <w:pPr>
-        <w:pStyle w:val="BodyText"/>
-      </w:pPr>
-      <w:r>
-        <w:t xml:space="preserve">ZAYTSEV: Завтра в десять подаю лично. Под входящий номер. Копии — вам.</w:t>
-      </w:r>
-    </w:p>
-    <w:p>
-      <w:pPr>
-        <w:pStyle w:val="BodyText"/>
-      </w:pPr>
-      <w:r>
-        <w:t xml:space="preserve">KIRILL: Алексей Николаевич, я всё ещё не согласен. Но если нужно отвезти — я отвезу.</w:t>
-      </w:r>
-    </w:p>
-    <w:p>
-      <w:pPr>
-        <w:pStyle w:val="BodyText"/>
-      </w:pPr>
-      <w:r>
-        <w:t xml:space="preserve">ALEKSEY: Спасибо, Кирилл. Несогласие и помощь вместе — это тоже редкость.</w:t>
-      </w:r>
-    </w:p>
-    <w:p>
-      <w:pPr>
-        <w:pStyle w:val="BodyText"/>
-      </w:pPr>
-      <w:r>
-        <w:t xml:space="preserve">DIMA: Я написал Кристине. Только про линию. Ни слова про заявление.</w:t>
-      </w:r>
-    </w:p>
-    <w:p>
-      <w:pPr>
-        <w:pStyle w:val="BodyText"/>
-      </w:pPr>
-      <w:r>
-        <w:t xml:space="preserve">IRINA: Она ответила?</w:t>
-      </w:r>
-    </w:p>
-    <w:p>
-      <w:pPr>
-        <w:pStyle w:val="BodyText"/>
-      </w:pPr>
-      <w:r>
-        <w:t xml:space="preserve">DIMA: Сейчас ответила. Читаю: «Артур спрашивал, кто ко мне приезжал. Я не сказала. Пока».</w:t>
-      </w:r>
-    </w:p>
-    <w:p>
-      <w:pPr>
-        <w:pStyle w:val="BodyText"/>
-      </w:pPr>
-      <w:r>
-        <w:t xml:space="preserve">OLGA: «Пока». Это слово сегодня дороже всех трёх заявлений.</w:t>
-      </w:r>
-    </w:p>
-    <w:p>
-      <w:pPr>
-        <w:pStyle w:val="BodyText"/>
-      </w:pPr>
-      <w:r>
-        <w:t xml:space="preserve">ALEKSEY: Значит, Бойко знает, что мы рядом.</w:t>
-      </w:r>
-    </w:p>
-    <w:p>
-      <w:pPr>
-        <w:pStyle w:val="BodyText"/>
-      </w:pPr>
-      <w:r>
-        <w:t xml:space="preserve">ZAYTSEV: Он узнал бы через неделю всё равно. Лучше, что вы узнали, что он знает.</w:t>
-      </w:r>
-    </w:p>
-    <w:p>
-      <w:pPr>
-        <w:pStyle w:val="BodyText"/>
-      </w:pPr>
-      <w:r>
-        <w:t xml:space="preserve">ALEKSEY: Тогда завтра в десять. И линия — круглосуточно, как всегда.</w:t>
+        <w:t xml:space="preserve">ZAYTSEV: Итак, три заявления: в полицию, в таможню и в Росздравнадзор. Пакет один, и в нём сорок две страницы приложений.</w:t>
+      </w:r>
+    </w:p>
+    <w:p>
+      <w:pPr>
+        <w:pStyle w:val="BodyText"/>
+      </w:pPr>
+      <w:r>
+        <w:t xml:space="preserve">IRINA: Я проверила каждую страницу: нумерацию, подписи и даты. И там нет ни одного прилагательного.</w:t>
+      </w:r>
+    </w:p>
+    <w:p>
+      <w:pPr>
+        <w:pStyle w:val="BodyText"/>
+      </w:pPr>
+      <w:r>
+        <w:t xml:space="preserve">ALEKSEY: Дарья согласилась. Она сказала: «Пусть следующая знает, куда звонить».</w:t>
+      </w:r>
+    </w:p>
+    <w:p>
+      <w:pPr>
+        <w:pStyle w:val="BodyText"/>
+      </w:pPr>
+      <w:r>
+        <w:t xml:space="preserve">OLGA: Эти слова лучше любого прилагательного, которое мы могли бы написать.</w:t>
+      </w:r>
+    </w:p>
+    <w:p>
+      <w:pPr>
+        <w:pStyle w:val="BodyText"/>
+      </w:pPr>
+      <w:r>
+        <w:t xml:space="preserve">ALEKSEY: Подписываю. Первое, второе и третье.</w:t>
+      </w:r>
+    </w:p>
+    <w:p>
+      <w:pPr>
+        <w:pStyle w:val="BodyText"/>
+      </w:pPr>
+      <w:r>
+        <w:t xml:space="preserve">ZAYTSEV: Завтра в десять я подаю их лично, под входящий номер, а копии отдам вам.</w:t>
+      </w:r>
+    </w:p>
+    <w:p>
+      <w:pPr>
+        <w:pStyle w:val="BodyText"/>
+      </w:pPr>
+      <w:r>
+        <w:t xml:space="preserve">KIRILL: Алексей Николаевич, я всё ещё не согласен. Но если нужно что-то отвезти, я отвезу.</w:t>
+      </w:r>
+    </w:p>
+    <w:p>
+      <w:pPr>
+        <w:pStyle w:val="BodyText"/>
+      </w:pPr>
+      <w:r>
+        <w:t xml:space="preserve">ALEKSEY: Спасибо, Кирилл. Несогласие и помощь вместе — это тоже большая редкость.</w:t>
+      </w:r>
+    </w:p>
+    <w:p>
+      <w:pPr>
+        <w:pStyle w:val="BodyText"/>
+      </w:pPr>
+      <w:r>
+        <w:t xml:space="preserve">DIMA: Я написал Кристине, но только про линию. Про заявление там нет ни слова.</w:t>
+      </w:r>
+    </w:p>
+    <w:p>
+      <w:pPr>
+        <w:pStyle w:val="BodyText"/>
+      </w:pPr>
+      <w:r>
+        <w:t xml:space="preserve">IRINA: И что, она уже ответила?</w:t>
+      </w:r>
+    </w:p>
+    <w:p>
+      <w:pPr>
+        <w:pStyle w:val="BodyText"/>
+      </w:pPr>
+      <w:r>
+        <w:t xml:space="preserve">DIMA: Да, только что ответила. Читаю: «Артур спрашивал, кто ко мне приезжал. Я не сказала. Пока».</w:t>
+      </w:r>
+    </w:p>
+    <w:p>
+      <w:pPr>
+        <w:pStyle w:val="BodyText"/>
+      </w:pPr>
+      <w:r>
+        <w:t xml:space="preserve">OLGA: «Пока»… Сегодня это слово стоит дороже, чем все три заявления вместе.</w:t>
+      </w:r>
+    </w:p>
+    <w:p>
+      <w:pPr>
+        <w:pStyle w:val="BodyText"/>
+      </w:pPr>
+      <w:r>
+        <w:t xml:space="preserve">ALEKSEY: Значит, Бойко уже знает, что мы где-то рядом.</w:t>
+      </w:r>
+    </w:p>
+    <w:p>
+      <w:pPr>
+        <w:pStyle w:val="BodyText"/>
+      </w:pPr>
+      <w:r>
+        <w:t xml:space="preserve">ZAYTSEV: Он бы всё равно узнал через неделю. Хорошо, что вы узнали, что он знает.</w:t>
+      </w:r>
+    </w:p>
+    <w:p>
+      <w:pPr>
+        <w:pStyle w:val="BodyText"/>
+      </w:pPr>
+      <w:r>
+        <w:t xml:space="preserve">ALEKSEY: Тогда завтра в десять. А линия работает круглосуточно, как всегда.</w:t>
       </w:r>
     </w:p>
     <w:p>
@@ -2672,10 +2672,335 @@
         <w:t xml:space="preserve">“</w:t>
       </w:r>
       <w:r>
-        <w:t xml:space="preserve">Заявление — это не месть, Алексей. Это забор. Ты ставишь его не для себя. Для следующего, кто пойдёт по этой дороге в темноте и не увидит ямы.</w:t>
+        <w:t xml:space="preserve">Заявление — это не месть, Алексей. Это забор. Ты ставишь его не для себя, а для следующего, кто пойдёт по этой дороге в темноте и не увидит ямы. Ты его даже не узнаешь, но он пройдёт целым.</w:t>
       </w:r>
       <w:r>
         <w:t xml:space="preserve">”</w:t>
+      </w:r>
+    </w:p>
+    <w:tbl>
+      <w:tblPr>
+        <w:tblStyle w:val="Table"/>
+        <w:tblW w:type="pct" w:w="5000"/>
+        <w:tblLook w:firstRow="1" w:lastRow="0" w:firstColumn="0" w:lastColumn="0" w:noHBand="0" w:noVBand="0" w:val="0020"/>
+        <w:jc w:val="start"/>
+      </w:tblPr>
+      <w:tblGrid>
+        <w:gridCol w:w="2640"/>
+        <w:gridCol w:w="2640"/>
+        <w:gridCol w:w="2640"/>
+      </w:tblGrid>
+      <w:tr>
+        <w:trPr>
+          <w:tblHeader w:val="true"/>
+        </w:trPr>
+        <w:tc>
+          <w:tcPr/>
+          <w:p>
+            <w:pPr>
+              <w:pStyle w:val="Compact"/>
+              <w:jc w:val="left"/>
+            </w:pPr>
+            <w:r>
+              <w:t xml:space="preserve">구조</w:t>
+            </w:r>
+          </w:p>
+        </w:tc>
+        <w:tc>
+          <w:tcPr/>
+          <w:p>
+            <w:pPr>
+              <w:pStyle w:val="Compact"/>
+              <w:jc w:val="left"/>
+            </w:pPr>
+            <w:r>
+              <w:t xml:space="preserve">러시아어</w:t>
+            </w:r>
+          </w:p>
+        </w:tc>
+        <w:tc>
+          <w:tcPr/>
+          <w:p>
+            <w:pPr>
+              <w:pStyle w:val="Compact"/>
+              <w:jc w:val="left"/>
+            </w:pPr>
+            <w:r>
+              <w:t xml:space="preserve">기능</w:t>
+            </w:r>
+          </w:p>
+        </w:tc>
+      </w:tr>
+      <w:tr>
+        <w:tc>
+          <w:tcPr/>
+          <w:p>
+            <w:pPr>
+              <w:pStyle w:val="Compact"/>
+              <w:jc w:val="left"/>
+            </w:pPr>
+            <w:r>
+              <w:t xml:space="preserve">① 부정 정의</w:t>
+            </w:r>
+          </w:p>
+        </w:tc>
+        <w:tc>
+          <w:tcPr/>
+          <w:p>
+            <w:pPr>
+              <w:pStyle w:val="Compact"/>
+              <w:jc w:val="left"/>
+            </w:pPr>
+            <w:r>
+              <w:t xml:space="preserve">Заявление — это не месть…</w:t>
+            </w:r>
+          </w:p>
+        </w:tc>
+        <w:tc>
+          <w:tcPr/>
+          <w:p>
+            <w:pPr>
+              <w:pStyle w:val="Compact"/>
+              <w:jc w:val="left"/>
+            </w:pPr>
+            <w:r>
+              <w:t xml:space="preserve">X — это не Y</w:t>
+            </w:r>
+          </w:p>
+        </w:tc>
+      </w:tr>
+      <w:tr>
+        <w:tc>
+          <w:tcPr/>
+          <w:p>
+            <w:pPr>
+              <w:pStyle w:val="Compact"/>
+              <w:jc w:val="left"/>
+            </w:pPr>
+            <w:r>
+              <w:t xml:space="preserve">② 은유</w:t>
+            </w:r>
+          </w:p>
+        </w:tc>
+        <w:tc>
+          <w:tcPr/>
+          <w:p>
+            <w:pPr>
+              <w:pStyle w:val="Compact"/>
+              <w:jc w:val="left"/>
+            </w:pPr>
+            <w:r>
+              <w:t xml:space="preserve">Это забор.</w:t>
+            </w:r>
+          </w:p>
+        </w:tc>
+        <w:tc>
+          <w:tcPr/>
+          <w:p>
+            <w:pPr>
+              <w:pStyle w:val="Compact"/>
+              <w:jc w:val="left"/>
+            </w:pPr>
+            <w:r>
+              <w:t xml:space="preserve">짧은 은유</w:t>
+            </w:r>
+          </w:p>
+        </w:tc>
+      </w:tr>
+      <w:tr>
+        <w:tc>
+          <w:tcPr/>
+          <w:p>
+            <w:pPr>
+              <w:pStyle w:val="Compact"/>
+              <w:jc w:val="left"/>
+            </w:pPr>
+            <w:r>
+              <w:t xml:space="preserve">③ 목적 대조</w:t>
+            </w:r>
+          </w:p>
+        </w:tc>
+        <w:tc>
+          <w:tcPr/>
+          <w:p>
+            <w:pPr>
+              <w:pStyle w:val="Compact"/>
+              <w:jc w:val="left"/>
+            </w:pPr>
+            <w:r>
+              <w:t xml:space="preserve">Ты ставишь его не для себя, а для следующего…</w:t>
+            </w:r>
+          </w:p>
+        </w:tc>
+        <w:tc>
+          <w:tcPr/>
+          <w:p>
+            <w:pPr>
+              <w:pStyle w:val="Compact"/>
+              <w:jc w:val="left"/>
+            </w:pPr>
+            <w:r>
+              <w:t xml:space="preserve">не для…, а для… + 생격</w:t>
+            </w:r>
+          </w:p>
+        </w:tc>
+      </w:tr>
+      <w:tr>
+        <w:tc>
+          <w:tcPr/>
+          <w:p>
+            <w:pPr>
+              <w:pStyle w:val="Compact"/>
+              <w:jc w:val="left"/>
+            </w:pPr>
+            <w:r>
+              <w:t xml:space="preserve">④ 관계절</w:t>
+            </w:r>
+          </w:p>
+        </w:tc>
+        <w:tc>
+          <w:tcPr/>
+          <w:p>
+            <w:pPr>
+              <w:pStyle w:val="Compact"/>
+              <w:jc w:val="left"/>
+            </w:pPr>
+            <w:r>
+              <w:t xml:space="preserve">…кто пойдёт… и не увидит ямы.</w:t>
+            </w:r>
+          </w:p>
+        </w:tc>
+        <w:tc>
+          <w:tcPr/>
+          <w:p>
+            <w:pPr>
+              <w:pStyle w:val="Compact"/>
+              <w:jc w:val="left"/>
+            </w:pPr>
+            <w:r>
+              <w:t xml:space="preserve">кто 관계절 + 부정 생격(ямы)</w:t>
+            </w:r>
+          </w:p>
+        </w:tc>
+      </w:tr>
+      <w:tr>
+        <w:tc>
+          <w:tcPr/>
+          <w:p>
+            <w:pPr>
+              <w:pStyle w:val="Compact"/>
+              <w:jc w:val="left"/>
+            </w:pPr>
+            <w:r>
+              <w:t xml:space="preserve">⑤ 양보·결과</w:t>
+            </w:r>
+          </w:p>
+        </w:tc>
+        <w:tc>
+          <w:tcPr/>
+          <w:p>
+            <w:pPr>
+              <w:pStyle w:val="Compact"/>
+              <w:jc w:val="left"/>
+            </w:pPr>
+            <w:r>
+              <w:t xml:space="preserve">Ты его даже не узнаешь, но он пройдёт целым.</w:t>
+            </w:r>
+          </w:p>
+        </w:tc>
+        <w:tc>
+          <w:tcPr/>
+          <w:p>
+            <w:pPr>
+              <w:pStyle w:val="Compact"/>
+              <w:jc w:val="left"/>
+            </w:pPr>
+            <w:r>
+              <w:t xml:space="preserve">даже не… но… + 조격 서술(целым)</w:t>
+            </w:r>
+          </w:p>
+        </w:tc>
+      </w:tr>
+    </w:tbl>
+    <w:p>
+      <w:pPr>
+        <w:pStyle w:val="BodyText"/>
+      </w:pPr>
+      <w:r>
+        <w:rPr>
+          <w:bCs/>
+          <w:b/>
+        </w:rPr>
+        <w:t xml:space="preserve">활용 패턴:</w:t>
+      </w:r>
+      <w:r>
+        <w:t xml:space="preserve"> </w:t>
+      </w:r>
+      <w:r>
+        <w:t xml:space="preserve">“</w:t>
+      </w:r>
+      <w:r>
+        <w:t xml:space="preserve">X — это не…, это… Ты делаешь это не для себя, а для того, кто… Ты его даже не…, но…</w:t>
+      </w:r>
+      <w:r>
+        <w:t xml:space="preserve">”</w:t>
+      </w:r>
+      <w:r>
+        <w:t xml:space="preserve"> </w:t>
+      </w:r>
+      <w:r>
+        <w:rPr>
+          <w:bCs/>
+          <w:b/>
+        </w:rPr>
+        <w:t xml:space="preserve">연결 표현:</w:t>
+      </w:r>
+      <w:r>
+        <w:t xml:space="preserve"> </w:t>
+      </w:r>
+      <w:r>
+        <w:t xml:space="preserve">не… это · не для…, а для · кто · даже не…, но</w:t>
+      </w:r>
+      <w:r>
+        <w:t xml:space="preserve"> </w:t>
+      </w:r>
+      <w:r>
+        <w:rPr>
+          <w:bCs/>
+          <w:b/>
+        </w:rPr>
+        <w:t xml:space="preserve">연습:</w:t>
+      </w:r>
+      <w:r>
+        <w:t xml:space="preserve"> </w:t>
+      </w:r>
+      <w:r>
+        <w:t xml:space="preserve">어떤 불편한 절차(신고·보고·기록)를</w:t>
+      </w:r>
+      <w:r>
+        <w:t xml:space="preserve"> </w:t>
+      </w:r>
+      <w:r>
+        <w:t xml:space="preserve">“</w:t>
+      </w:r>
+      <w:r>
+        <w:t xml:space="preserve">다음 사람을 위한 울타리</w:t>
+      </w:r>
+      <w:r>
+        <w:t xml:space="preserve">”</w:t>
+      </w:r>
+      <w:r>
+        <w:t xml:space="preserve">로 설명하는 30~50단어 발화 만들기.</w:t>
+      </w:r>
+    </w:p>
+    <w:bookmarkEnd w:id="30"/>
+    <w:bookmarkStart w:id="31" w:name="문법강세-노트"/>
+    <w:p>
+      <w:pPr>
+        <w:pStyle w:val="Heading3"/>
+      </w:pPr>
+      <w:r>
+        <w:t xml:space="preserve">⑤ 문법·강세 노트</w:t>
       </w:r>
     </w:p>
     <w:tbl>
@@ -2702,331 +3027,6 @@
               <w:jc w:val="left"/>
             </w:pPr>
             <w:r>
-              <w:t xml:space="preserve">구조</w:t>
-            </w:r>
-          </w:p>
-        </w:tc>
-        <w:tc>
-          <w:tcPr/>
-          <w:p>
-            <w:pPr>
-              <w:pStyle w:val="Compact"/>
-              <w:jc w:val="left"/>
-            </w:pPr>
-            <w:r>
-              <w:t xml:space="preserve">러시아어</w:t>
-            </w:r>
-          </w:p>
-        </w:tc>
-        <w:tc>
-          <w:tcPr/>
-          <w:p>
-            <w:pPr>
-              <w:pStyle w:val="Compact"/>
-              <w:jc w:val="left"/>
-            </w:pPr>
-            <w:r>
-              <w:t xml:space="preserve">기능</w:t>
-            </w:r>
-          </w:p>
-        </w:tc>
-      </w:tr>
-      <w:tr>
-        <w:tc>
-          <w:tcPr/>
-          <w:p>
-            <w:pPr>
-              <w:pStyle w:val="Compact"/>
-              <w:jc w:val="left"/>
-            </w:pPr>
-            <w:r>
-              <w:t xml:space="preserve">① 부정 정의</w:t>
-            </w:r>
-          </w:p>
-        </w:tc>
-        <w:tc>
-          <w:tcPr/>
-          <w:p>
-            <w:pPr>
-              <w:pStyle w:val="Compact"/>
-              <w:jc w:val="left"/>
-            </w:pPr>
-            <w:r>
-              <w:t xml:space="preserve">Заявление — это не месть…</w:t>
-            </w:r>
-          </w:p>
-        </w:tc>
-        <w:tc>
-          <w:tcPr/>
-          <w:p>
-            <w:pPr>
-              <w:pStyle w:val="Compact"/>
-              <w:jc w:val="left"/>
-            </w:pPr>
-            <w:r>
-              <w:t xml:space="preserve">X — это не Y</w:t>
-            </w:r>
-          </w:p>
-        </w:tc>
-      </w:tr>
-      <w:tr>
-        <w:tc>
-          <w:tcPr/>
-          <w:p>
-            <w:pPr>
-              <w:pStyle w:val="Compact"/>
-              <w:jc w:val="left"/>
-            </w:pPr>
-            <w:r>
-              <w:t xml:space="preserve">② 은유</w:t>
-            </w:r>
-          </w:p>
-        </w:tc>
-        <w:tc>
-          <w:tcPr/>
-          <w:p>
-            <w:pPr>
-              <w:pStyle w:val="Compact"/>
-              <w:jc w:val="left"/>
-            </w:pPr>
-            <w:r>
-              <w:t xml:space="preserve">Это забор.</w:t>
-            </w:r>
-          </w:p>
-        </w:tc>
-        <w:tc>
-          <w:tcPr/>
-          <w:p>
-            <w:pPr>
-              <w:pStyle w:val="Compact"/>
-              <w:jc w:val="left"/>
-            </w:pPr>
-            <w:r>
-              <w:t xml:space="preserve">짧은 은유</w:t>
-            </w:r>
-          </w:p>
-        </w:tc>
-      </w:tr>
-      <w:tr>
-        <w:tc>
-          <w:tcPr/>
-          <w:p>
-            <w:pPr>
-              <w:pStyle w:val="Compact"/>
-              <w:jc w:val="left"/>
-            </w:pPr>
-            <w:r>
-              <w:t xml:space="preserve">③ 목적 부정</w:t>
-            </w:r>
-          </w:p>
-        </w:tc>
-        <w:tc>
-          <w:tcPr/>
-          <w:p>
-            <w:pPr>
-              <w:pStyle w:val="Compact"/>
-              <w:jc w:val="left"/>
-            </w:pPr>
-            <w:r>
-              <w:t xml:space="preserve">Ты ставишь его не для себя.</w:t>
-            </w:r>
-          </w:p>
-        </w:tc>
-        <w:tc>
-          <w:tcPr/>
-          <w:p>
-            <w:pPr>
-              <w:pStyle w:val="Compact"/>
-              <w:jc w:val="left"/>
-            </w:pPr>
-            <w:r>
-              <w:t xml:space="preserve">не для + 생격</w:t>
-            </w:r>
-          </w:p>
-        </w:tc>
-      </w:tr>
-      <w:tr>
-        <w:tc>
-          <w:tcPr/>
-          <w:p>
-            <w:pPr>
-              <w:pStyle w:val="Compact"/>
-              <w:jc w:val="left"/>
-            </w:pPr>
-            <w:r>
-              <w:t xml:space="preserve">④ 진짜 목적</w:t>
-            </w:r>
-          </w:p>
-        </w:tc>
-        <w:tc>
-          <w:tcPr/>
-          <w:p>
-            <w:pPr>
-              <w:pStyle w:val="Compact"/>
-              <w:jc w:val="left"/>
-            </w:pPr>
-            <w:r>
-              <w:t xml:space="preserve">Для следующего, кто пойдёт…</w:t>
-            </w:r>
-          </w:p>
-        </w:tc>
-        <w:tc>
-          <w:tcPr/>
-          <w:p>
-            <w:pPr>
-              <w:pStyle w:val="Compact"/>
-              <w:jc w:val="left"/>
-            </w:pPr>
-            <w:r>
-              <w:t xml:space="preserve">для + 생격 + кто 관계절</w:t>
-            </w:r>
-          </w:p>
-        </w:tc>
-      </w:tr>
-      <w:tr>
-        <w:tc>
-          <w:tcPr/>
-          <w:p>
-            <w:pPr>
-              <w:pStyle w:val="Compact"/>
-              <w:jc w:val="left"/>
-            </w:pPr>
-            <w:r>
-              <w:t xml:space="preserve">⑤ 이미지</w:t>
-            </w:r>
-          </w:p>
-        </w:tc>
-        <w:tc>
-          <w:tcPr/>
-          <w:p>
-            <w:pPr>
-              <w:pStyle w:val="Compact"/>
-              <w:jc w:val="left"/>
-            </w:pPr>
-            <w:r>
-              <w:t xml:space="preserve">…в темноте и не увидит ямы.</w:t>
-            </w:r>
-          </w:p>
-        </w:tc>
-        <w:tc>
-          <w:tcPr/>
-          <w:p>
-            <w:pPr>
-              <w:pStyle w:val="Compact"/>
-              <w:jc w:val="left"/>
-            </w:pPr>
-            <w:r>
-              <w:t xml:space="preserve">부정 생격(ямы)</w:t>
-            </w:r>
-          </w:p>
-        </w:tc>
-      </w:tr>
-    </w:tbl>
-    <w:p>
-      <w:pPr>
-        <w:pStyle w:val="BodyText"/>
-      </w:pPr>
-      <w:r>
-        <w:rPr>
-          <w:bCs/>
-          <w:b/>
-        </w:rPr>
-        <w:t xml:space="preserve">활용 패턴:</w:t>
-      </w:r>
-      <w:r>
-        <w:t xml:space="preserve"> </w:t>
-      </w:r>
-      <w:r>
-        <w:t xml:space="preserve">“</w:t>
-      </w:r>
-      <w:r>
-        <w:t xml:space="preserve">X — это не…, это… Ты делаешь это не для себя. Для того, кто…</w:t>
-      </w:r>
-      <w:r>
-        <w:t xml:space="preserve">”</w:t>
-      </w:r>
-      <w:r>
-        <w:t xml:space="preserve"> </w:t>
-      </w:r>
-      <w:r>
-        <w:rPr>
-          <w:bCs/>
-          <w:b/>
-        </w:rPr>
-        <w:t xml:space="preserve">연결 표현:</w:t>
-      </w:r>
-      <w:r>
-        <w:t xml:space="preserve"> </w:t>
-      </w:r>
-      <w:r>
-        <w:t xml:space="preserve">не… это · не для · для того, кто</w:t>
-      </w:r>
-      <w:r>
-        <w:t xml:space="preserve"> </w:t>
-      </w:r>
-      <w:r>
-        <w:rPr>
-          <w:bCs/>
-          <w:b/>
-        </w:rPr>
-        <w:t xml:space="preserve">연습:</w:t>
-      </w:r>
-      <w:r>
-        <w:t xml:space="preserve"> </w:t>
-      </w:r>
-      <w:r>
-        <w:t xml:space="preserve">어떤 불편한 절차(신고·보고·기록)를</w:t>
-      </w:r>
-      <w:r>
-        <w:t xml:space="preserve"> </w:t>
-      </w:r>
-      <w:r>
-        <w:t xml:space="preserve">“</w:t>
-      </w:r>
-      <w:r>
-        <w:t xml:space="preserve">다음 사람을 위한 울타리</w:t>
-      </w:r>
-      <w:r>
-        <w:t xml:space="preserve">”</w:t>
-      </w:r>
-      <w:r>
-        <w:t xml:space="preserve">로 설명하는 25~30단어 문장 만들기.</w:t>
-      </w:r>
-    </w:p>
-    <w:bookmarkEnd w:id="30"/>
-    <w:bookmarkStart w:id="31" w:name="문법강세-노트"/>
-    <w:p>
-      <w:pPr>
-        <w:pStyle w:val="Heading3"/>
-      </w:pPr>
-      <w:r>
-        <w:t xml:space="preserve">⑤ 문법·강세 노트</w:t>
-      </w:r>
-    </w:p>
-    <w:tbl>
-      <w:tblPr>
-        <w:tblStyle w:val="Table"/>
-        <w:tblW w:type="auto" w:w="0"/>
-        <w:tblLook w:firstRow="1" w:lastRow="0" w:firstColumn="0" w:lastColumn="0" w:noHBand="0" w:noVBand="0" w:val="0020"/>
-        <w:jc w:val="start"/>
-      </w:tblPr>
-      <w:tblGrid>
-        <w:gridCol w:w="2640"/>
-        <w:gridCol w:w="2640"/>
-        <w:gridCol w:w="2640"/>
-      </w:tblGrid>
-      <w:tr>
-        <w:trPr>
-          <w:tblHeader w:val="true"/>
-        </w:trPr>
-        <w:tc>
-          <w:tcPr/>
-          <w:p>
-            <w:pPr>
-              <w:pStyle w:val="Compact"/>
-              <w:jc w:val="left"/>
-            </w:pPr>
-            <w:r>
               <w:t xml:space="preserve">단어</w:t>
             </w:r>
           </w:p>
@@ -3479,119 +3479,119 @@
         <w:pStyle w:val="FirstParagraph"/>
       </w:pPr>
       <w:r>
-        <w:t xml:space="preserve">이리나: 두 가지 안. 화이트보드에. 「A」 — 신고. 「B」 — 공개 경고. 실명으로.</w:t>
-      </w:r>
-    </w:p>
-    <w:p>
-      <w:pPr>
-        <w:pStyle w:val="BodyText"/>
-      </w:pPr>
-      <w:r>
-        <w:t xml:space="preserve">자이체프: 숫자 먼저요, 이리나 세르게예브나. 숫자 없는 변호사는 시인이에요.</w:t>
-      </w:r>
-    </w:p>
-    <w:p>
-      <w:pPr>
-        <w:pStyle w:val="BodyText"/>
-      </w:pPr>
-      <w:r>
-        <w:t xml:space="preserve">이리나: 「A」. 기간 — 두 달에서 여섯 달. 비용 — 거의 0. 통제 — 0.</w:t>
-      </w:r>
-    </w:p>
-    <w:p>
-      <w:pPr>
-        <w:pStyle w:val="BodyText"/>
-      </w:pPr>
-      <w:r>
-        <w:t xml:space="preserve">올가: 통제 0. 사건을 넘기고 기다린다는 거네요.</w:t>
-      </w:r>
-    </w:p>
-    <w:p>
-      <w:pPr>
-        <w:pStyle w:val="BodyText"/>
-      </w:pPr>
-      <w:r>
-        <w:t xml:space="preserve">이리나: 「B」. 기간 — 하루. 통제 — 완전. 위험 — 명예훼손 소송. 수백만까지.</w:t>
-      </w:r>
-    </w:p>
-    <w:p>
-      <w:pPr>
-        <w:pStyle w:val="BodyText"/>
-      </w:pPr>
-      <w:r>
-        <w:t xml:space="preserve">키릴: 하루. 구독자 1만 2천 명이 진실을 알게 돼요. 반년 침묵보다 낫잖아요.</w:t>
-      </w:r>
-    </w:p>
-    <w:p>
-      <w:pPr>
-        <w:pStyle w:val="BodyText"/>
-      </w:pPr>
-      <w:r>
-        <w:t xml:space="preserve">자이체프: 키릴, 법정에서 피고가 돼 본 적 있어요?</w:t>
-      </w:r>
-    </w:p>
-    <w:p>
-      <w:pPr>
-        <w:pStyle w:val="BodyText"/>
-      </w:pPr>
-      <w:r>
-        <w:t xml:space="preserve">키릴: 없어요.</w:t>
-      </w:r>
-    </w:p>
-    <w:p>
-      <w:pPr>
-        <w:pStyle w:val="BodyText"/>
-      </w:pPr>
-      <w:r>
-        <w:t xml:space="preserve">자이체프: 난 있어요. 피고 쪽에서. 3년. 거기선 진실이 비싸요.</w:t>
-      </w:r>
-    </w:p>
-    <w:p>
-      <w:pPr>
-        <w:pStyle w:val="BodyText"/>
-      </w:pPr>
-      <w:r>
-        <w:t xml:space="preserve">알렉세이: 아르툠, 우린 성적서, 서울 소견서, 이름이 적힌 계약서가 있어요. 그걸로 부족해요?</w:t>
-      </w:r>
-    </w:p>
-    <w:p>
-      <w:pPr>
-        <w:pStyle w:val="BodyText"/>
-      </w:pPr>
-      <w:r>
-        <w:t xml:space="preserve">자이체프: 많아요. 드문 일이죠. 보통은 스크린숏 한 장과 분노를 들고 와요.</w:t>
-      </w:r>
-    </w:p>
-    <w:p>
-      <w:pPr>
-        <w:pStyle w:val="BodyText"/>
-      </w:pPr>
-      <w:r>
-        <w:t xml:space="preserve">올가: 그럼 왜 「B」가 아니죠?</w:t>
-      </w:r>
-    </w:p>
-    <w:p>
-      <w:pPr>
-        <w:pStyle w:val="BodyText"/>
-      </w:pPr>
-      <w:r>
-        <w:t xml:space="preserve">자이체프: 신고에 「많은 것」과 공개 발언에 「많은 것」은 서로 다른 「많은 것」이니까요.</w:t>
-      </w:r>
-    </w:p>
-    <w:p>
-      <w:pPr>
-        <w:pStyle w:val="BodyText"/>
-      </w:pPr>
-      <w:r>
-        <w:t xml:space="preserve">디마: 말해도 돼요? 시작하기 전에. 크리스티나에 대해.</w:t>
-      </w:r>
-    </w:p>
-    <w:p>
-      <w:pPr>
-        <w:pStyle w:val="BodyText"/>
-      </w:pPr>
-      <w:r>
-        <w:t xml:space="preserve">알렉세이: 말해요, 디마.</w:t>
+        <w:t xml:space="preserve">이리나: 두 가지 안이 있고, 화이트보드에 적어 뒀어요. 「A」는 신고, 「B」는 실명 공개 경고예요.</w:t>
+      </w:r>
+    </w:p>
+    <w:p>
+      <w:pPr>
+        <w:pStyle w:val="BodyText"/>
+      </w:pPr>
+      <w:r>
+        <w:t xml:space="preserve">자이체프: 숫자 먼저요, 이리나 세르게예브나. 숫자 없는 변호사는 변호사가 아니라 시인이에요.</w:t>
+      </w:r>
+    </w:p>
+    <w:p>
+      <w:pPr>
+        <w:pStyle w:val="BodyText"/>
+      </w:pPr>
+      <w:r>
+        <w:t xml:space="preserve">이리나: 「A」안은 두 달에서 여섯 달 걸려요. 비용은 거의 안 들지만, 우리가 통제할 수 있는 건 전혀 없어요.</w:t>
+      </w:r>
+    </w:p>
+    <w:p>
+      <w:pPr>
+        <w:pStyle w:val="BodyText"/>
+      </w:pPr>
+      <w:r>
+        <w:t xml:space="preserve">올가: 통제 0이요? 그러니까 사건을 넘기고 그냥 앉아서 기다린다는 거네요.</w:t>
+      </w:r>
+    </w:p>
+    <w:p>
+      <w:pPr>
+        <w:pStyle w:val="BodyText"/>
+      </w:pPr>
+      <w:r>
+        <w:t xml:space="preserve">이리나: 「B」안은 하루면 되고 통제도 완전해요. 하지만 명예훼손 소송 위험이 있어요, 수백만까지요.</w:t>
+      </w:r>
+    </w:p>
+    <w:p>
+      <w:pPr>
+        <w:pStyle w:val="BodyText"/>
+      </w:pPr>
+      <w:r>
+        <w:t xml:space="preserve">키릴: 딱 하루면 구독자 1만 2천 명이 진실을 알게 돼요. 반년 침묵보다 낫지 않아요?</w:t>
+      </w:r>
+    </w:p>
+    <w:p>
+      <w:pPr>
+        <w:pStyle w:val="BodyText"/>
+      </w:pPr>
+      <w:r>
+        <w:t xml:space="preserve">자이체프: 키릴, 혹시 법정에서 피고가 돼 본 적 있어요?</w:t>
+      </w:r>
+    </w:p>
+    <w:p>
+      <w:pPr>
+        <w:pStyle w:val="BodyText"/>
+      </w:pPr>
+      <w:r>
+        <w:t xml:space="preserve">키릴: 아니요, 한 번도 없어요.</w:t>
+      </w:r>
+    </w:p>
+    <w:p>
+      <w:pPr>
+        <w:pStyle w:val="BodyText"/>
+      </w:pPr>
+      <w:r>
+        <w:t xml:space="preserve">자이체프: 난 있어요, 피고 쪽에서 꼬박 3년. 믿어요, 거기선 진실이 아주 비싸요.</w:t>
+      </w:r>
+    </w:p>
+    <w:p>
+      <w:pPr>
+        <w:pStyle w:val="BodyText"/>
+      </w:pPr>
+      <w:r>
+        <w:t xml:space="preserve">알렉세이: 아르툠, 우린 성적서, 서울 소견서, 이름이 적힌 계약서가 있어요. 정말 그걸로 부족해요?</w:t>
+      </w:r>
+    </w:p>
+    <w:p>
+      <w:pPr>
+        <w:pStyle w:val="BodyText"/>
+      </w:pPr>
+      <w:r>
+        <w:t xml:space="preserve">자이체프: 많아요, 아주 드문 일이죠. 보통은 스크린숏 한 장과 분노를 들고 와요.</w:t>
+      </w:r>
+    </w:p>
+    <w:p>
+      <w:pPr>
+        <w:pStyle w:val="BodyText"/>
+      </w:pPr>
+      <w:r>
+        <w:t xml:space="preserve">올가: 그럼 왜 「B」안을 고르면 안 되죠?</w:t>
+      </w:r>
+    </w:p>
+    <w:p>
+      <w:pPr>
+        <w:pStyle w:val="BodyText"/>
+      </w:pPr>
+      <w:r>
+        <w:t xml:space="preserve">자이체프: 신고에 「많은 것」과 공개 발언에 「많은 것」은 완전히 다른 「많은 것」이니까요.</w:t>
+      </w:r>
+    </w:p>
+    <w:p>
+      <w:pPr>
+        <w:pStyle w:val="BodyText"/>
+      </w:pPr>
+      <w:r>
+        <w:t xml:space="preserve">디마: 시작하기 전에 말해도 돼요? 크리스티나 얘기예요.</w:t>
+      </w:r>
+    </w:p>
+    <w:p>
+      <w:pPr>
+        <w:pStyle w:val="BodyText"/>
+      </w:pPr>
+      <w:r>
+        <w:t xml:space="preserve">알렉세이: 물론이죠, 디마, 말해요.</w:t>
       </w:r>
     </w:p>
     <w:bookmarkEnd w:id="33"/>
@@ -3609,223 +3609,223 @@
         <w:pStyle w:val="FirstParagraph"/>
       </w:pPr>
       <w:r>
-        <w:t xml:space="preserve">디마: 신고서를 쓰면 거기 그 사람 채널이 들어가요. 그 사람 이름. 그 스튜디오.</w:t>
-      </w:r>
-    </w:p>
-    <w:p>
-      <w:pPr>
-        <w:pStyle w:val="BodyText"/>
-      </w:pPr>
-      <w:r>
-        <w:t xml:space="preserve">자이체프: 들어가죠. 사실은 호감으로 고르지 않아요.</w:t>
-      </w:r>
-    </w:p>
-    <w:p>
-      <w:pPr>
-        <w:pStyle w:val="BodyText"/>
-      </w:pPr>
-      <w:r>
-        <w:t xml:space="preserve">디마: 그 사람은 우리 번호를 저장했어요. 그 고객들로 이어지는 유일한 실이에요. 경찰이 찾아가면 우리가 자기를 넘겼다고 생각할 거예요. 그 실은 그날로 끊어지고요.</w:t>
-      </w:r>
-    </w:p>
-    <w:p>
-      <w:pPr>
-        <w:pStyle w:val="BodyText"/>
-      </w:pPr>
-      <w:r>
-        <w:t xml:space="preserve">이리나: 드미트리, 그 사람은 미등록 상품을 팔아요. 마스터 100명. 한 달에 여성 4천 명.</w:t>
-      </w:r>
-    </w:p>
-    <w:p>
-      <w:pPr>
-        <w:pStyle w:val="BodyText"/>
-      </w:pPr>
-      <w:r>
-        <w:t xml:space="preserve">디마: 그 숫자 알아요. 제가 가져온 거니까요. 하지만 내일 그 고객의 피부가 하얘지면 — 누구에게 전화하겠어요? 우리한테? 문 앞에 경찰이 왔다 간 뒤에? 저라면 안 해요.</w:t>
-      </w:r>
-    </w:p>
-    <w:p>
-      <w:pPr>
-        <w:pStyle w:val="BodyText"/>
-      </w:pPr>
-      <w:r>
-        <w:t xml:space="preserve">올가: 좋은 질문이에요. 우리한텐 나쁘지만, 좋은 질문.</w:t>
-      </w:r>
-    </w:p>
-    <w:p>
-      <w:pPr>
-        <w:pStyle w:val="BodyText"/>
-      </w:pPr>
-      <w:r>
-        <w:t xml:space="preserve">알렉세이: 아르툠, 그 사람 이름 없이 신고서를 쓸 수 있어요?</w:t>
-      </w:r>
-    </w:p>
-    <w:p>
-      <w:pPr>
-        <w:pStyle w:val="BodyText"/>
-      </w:pPr>
-      <w:r>
-        <w:t xml:space="preserve">자이체프: 사실은 뺄 수 없어요. 결론은 안 내릴 수 있죠. 신고서에 「크리스티나가 유죄」라고 쓰지 않아요. 「어떤 채널에 이런 게시물이 있다」라고 써요. 그다음은 — 오로지 경찰의 일이에요.</w:t>
-      </w:r>
-    </w:p>
-    <w:p>
-      <w:pPr>
-        <w:pStyle w:val="BodyText"/>
-      </w:pPr>
-      <w:r>
-        <w:t xml:space="preserve">디마: 우리라는 걸 알 거예요.</w:t>
-      </w:r>
-    </w:p>
-    <w:p>
-      <w:pPr>
-        <w:pStyle w:val="BodyText"/>
-      </w:pPr>
-      <w:r>
-        <w:t xml:space="preserve">자이체프: 알겠죠. 하지만 차이가 있어요: 당신들은 그 사람을 범죄자라고 부르지 않았어요. 모두가 본 걸 묘사했을 뿐.</w:t>
-      </w:r>
-    </w:p>
-    <w:p>
-      <w:pPr>
-        <w:pStyle w:val="BodyText"/>
-      </w:pPr>
-      <w:r>
-        <w:t xml:space="preserve">키릴: 그럼 신고는 왜 해요? 어차피 경찰은 반년 걸릴 텐데?</w:t>
-      </w:r>
-    </w:p>
-    <w:p>
-      <w:pPr>
-        <w:pStyle w:val="BodyText"/>
-      </w:pPr>
-      <w:r>
-        <w:t xml:space="preserve">자이체프: 더 빠른 조항이 있으니까요. 238조의 1. 위조 의료기기.</w:t>
-      </w:r>
-    </w:p>
-    <w:p>
-      <w:pPr>
-        <w:pStyle w:val="BodyText"/>
-      </w:pPr>
-      <w:r>
-        <w:t xml:space="preserve">올가: 위조? 회색 반입 얘기가 아니네요. 위조품 얘기죠.</w:t>
-      </w:r>
-    </w:p>
-    <w:p>
-      <w:pPr>
-        <w:pStyle w:val="BodyText"/>
-      </w:pPr>
-      <w:r>
-        <w:t xml:space="preserve">자이체프: 바로 그거예요. 회색 반입은 세관, 벌금, 오래 걸려요. 의료기기 위조는 형사 조항이에요. 최대 8년. 거기엔 세 가지가 필요해요: 시험 성적서, 제조사 소견, 상품의 경로. 당신들은 셋 다 있어요. 드문 경우예요.</w:t>
-      </w:r>
-    </w:p>
-    <w:p>
-      <w:pPr>
-        <w:pStyle w:val="BodyText"/>
-      </w:pPr>
-      <w:r>
-        <w:t xml:space="preserve">알렉세이: 세 가지. 갈리예프, 정 팀장님, 토마시.</w:t>
-      </w:r>
-    </w:p>
-    <w:p>
-      <w:pPr>
-        <w:pStyle w:val="BodyText"/>
-      </w:pPr>
-      <w:r>
-        <w:t xml:space="preserve">자이체프: 그리고 하나 더. 다리야의 밤. 건강 피해. 사건의 무게가 달라져요.</w:t>
-      </w:r>
-    </w:p>
-    <w:p>
-      <w:pPr>
-        <w:pStyle w:val="BodyText"/>
-      </w:pPr>
-      <w:r>
-        <w:t xml:space="preserve">이리나: 다리야가 동의할까요?</w:t>
-      </w:r>
-    </w:p>
-    <w:p>
-      <w:pPr>
-        <w:pStyle w:val="BodyText"/>
-      </w:pPr>
-      <w:r>
-        <w:t xml:space="preserve">알렉세이: 물어볼게요. 직접. 안 하면 — 다리야 없이.</w:t>
-      </w:r>
-    </w:p>
-    <w:p>
-      <w:pPr>
-        <w:pStyle w:val="BodyText"/>
-      </w:pPr>
-      <w:r>
-        <w:t xml:space="preserve">자이체프: 맞아요. 환자 동의 없이는 — 그 사람에 대해 한 줄도.</w:t>
-      </w:r>
-    </w:p>
-    <w:p>
-      <w:pPr>
-        <w:pStyle w:val="BodyText"/>
-      </w:pPr>
-      <w:r>
-        <w:t xml:space="preserve">올가: 어디에 내요? 경찰?</w:t>
-      </w:r>
-    </w:p>
-    <w:p>
-      <w:pPr>
-        <w:pStyle w:val="BodyText"/>
-      </w:pPr>
-      <w:r>
-        <w:t xml:space="preserve">자이체프: 세 곳. 경찰 — 위조. 세관 — 밀수. 로스즈드라브나드조르 — 미등록 기기 유통. 신고서 세 통. 서류 묶음 하나.</w:t>
-      </w:r>
-    </w:p>
-    <w:p>
-      <w:pPr>
-        <w:pStyle w:val="BodyText"/>
-      </w:pPr>
-      <w:r>
-        <w:t xml:space="preserve">이리나: 신고서 세 통. 누가 서명해요?</w:t>
-      </w:r>
-    </w:p>
-    <w:p>
-      <w:pPr>
-        <w:pStyle w:val="BodyText"/>
-      </w:pPr>
-      <w:r>
-        <w:t xml:space="preserve">자이체프: 대표이사. 알렉세이. 본인 서명으로. 한 마디 한 마디에.</w:t>
-      </w:r>
-    </w:p>
-    <w:p>
-      <w:pPr>
-        <w:pStyle w:val="BodyText"/>
-      </w:pPr>
-      <w:r>
-        <w:t xml:space="preserve">알렉세이: 할게요. 그럼 공개 경고는요?</w:t>
-      </w:r>
-    </w:p>
-    <w:p>
-      <w:pPr>
-        <w:pStyle w:val="BodyText"/>
-      </w:pPr>
-      <w:r>
-        <w:t xml:space="preserve">자이체프: 나중에. 이름 없이. 12월처럼 — 우리 얘기만. 「번호를 확인하세요」. 그건 신고에 방해가 안 돼요.</w:t>
-      </w:r>
-    </w:p>
-    <w:p>
-      <w:pPr>
-        <w:pStyle w:val="BodyText"/>
-      </w:pPr>
-      <w:r>
-        <w:t xml:space="preserve">키릴: 그러니까 우린 침묵하고, 그 사람은 팔고.</w:t>
-      </w:r>
-    </w:p>
-    <w:p>
-      <w:pPr>
-        <w:pStyle w:val="BodyText"/>
-      </w:pPr>
-      <w:r>
-        <w:t xml:space="preserve">자이체프: 침묵하는 게 아니에요. 말이 힘을 갖는 곳에 말하는 거예요. 채널에서 말은 좋아요 수만 가져요.</w:t>
-      </w:r>
-    </w:p>
-    <w:p>
-      <w:pPr>
-        <w:pStyle w:val="BodyText"/>
-      </w:pPr>
-      <w:r>
-        <w:t xml:space="preserve">올가: 키릴, 등록 일은 20년 동안 그랬어요. 시끄러운 건 신문에 보내는 편지 한 통이고, 일주일이면 잊혀요. 조용한 건 아무도 되돌릴 수 없는 결정이에요.</w:t>
+        <w:t xml:space="preserve">디마: 신고서를 쓰면 거기 그 사람 채널, 그 사람 이름, 그 스튜디오가 들어가요.</w:t>
+      </w:r>
+    </w:p>
+    <w:p>
+      <w:pPr>
+        <w:pStyle w:val="BodyText"/>
+      </w:pPr>
+      <w:r>
+        <w:t xml:space="preserve">자이체프: 네, 들어가죠. 안타깝지만 사실은 호감으로 고르지 않아요.</w:t>
+      </w:r>
+    </w:p>
+    <w:p>
+      <w:pPr>
+        <w:pStyle w:val="BodyText"/>
+      </w:pPr>
+      <w:r>
+        <w:t xml:space="preserve">디마: 그 사람은 우리 번호를 저장했고, 그게 그 고객들로 이어지는 유일한 실이에요. 경찰이 찾아가면 우리가 자기를 넘겼다고 생각할 거예요. 그럼 그 실은 그날로 끊어져요.</w:t>
+      </w:r>
+    </w:p>
+    <w:p>
+      <w:pPr>
+        <w:pStyle w:val="BodyText"/>
+      </w:pPr>
+      <w:r>
+        <w:t xml:space="preserve">이리나: 드미트리, 그래도 그 사람은 미등록 상품을 팔아요. 마스터 100명, 한 달에 여성 4천 명이에요.</w:t>
+      </w:r>
+    </w:p>
+    <w:p>
+      <w:pPr>
+        <w:pStyle w:val="BodyText"/>
+      </w:pPr>
+      <w:r>
+        <w:t xml:space="preserve">디마: 그 숫자 알아요, 제가 가져온 거니까요. 하지만 내일 그 고객의 피부가 하얘지면 누구에게 전화하겠어요? 문 앞에 경찰이 왔다 간 뒤에 우리한테요? 저라면 안 해요.</w:t>
+      </w:r>
+    </w:p>
+    <w:p>
+      <w:pPr>
+        <w:pStyle w:val="BodyText"/>
+      </w:pPr>
+      <w:r>
+        <w:t xml:space="preserve">올가: 좋은 질문이에요. 우리한텐 나쁜 질문이지만, 그래도 좋은 질문이에요.</w:t>
+      </w:r>
+    </w:p>
+    <w:p>
+      <w:pPr>
+        <w:pStyle w:val="BodyText"/>
+      </w:pPr>
+      <w:r>
+        <w:t xml:space="preserve">알렉세이: 아르툠, 그 사람 이름이 안 들어가게 신고서를 쓸 수 있어요?</w:t>
+      </w:r>
+    </w:p>
+    <w:p>
+      <w:pPr>
+        <w:pStyle w:val="BodyText"/>
+      </w:pPr>
+      <w:r>
+        <w:t xml:space="preserve">자이체프: 사실은 뺄 수 없어요. 결론은 안 내릴 수 있죠. 신고서에 「크리스티나가 유죄」라고 쓰지 않고, 「어떤 채널에 이런 게시물이 있다」라고 써요. 그다음은 우리 일이 아니라 오로지 경찰의 일이에요.</w:t>
+      </w:r>
+    </w:p>
+    <w:p>
+      <w:pPr>
+        <w:pStyle w:val="BodyText"/>
+      </w:pPr>
+      <w:r>
+        <w:t xml:space="preserve">디마: 그래도 그 사람은 우리가 한 거라는 걸 알 거예요.</w:t>
+      </w:r>
+    </w:p>
+    <w:p>
+      <w:pPr>
+        <w:pStyle w:val="BodyText"/>
+      </w:pPr>
+      <w:r>
+        <w:t xml:space="preserve">자이체프: 알겠죠. 하지만 차이가 있어요. 당신들은 그 사람을 범죄자라고 부르지 않았고, 모두가 본 걸 묘사했을 뿐이에요.</w:t>
+      </w:r>
+    </w:p>
+    <w:p>
+      <w:pPr>
+        <w:pStyle w:val="BodyText"/>
+      </w:pPr>
+      <w:r>
+        <w:t xml:space="preserve">키릴: 그럼 어차피 경찰이 반년 걸릴 텐데 신고는 왜 해요?</w:t>
+      </w:r>
+    </w:p>
+    <w:p>
+      <w:pPr>
+        <w:pStyle w:val="BodyText"/>
+      </w:pPr>
+      <w:r>
+        <w:t xml:space="preserve">자이체프: 더 빨리 움직이는 조항이 있으니까요. 238조의 1, 위조 의료기기요.</w:t>
+      </w:r>
+    </w:p>
+    <w:p>
+      <w:pPr>
+        <w:pStyle w:val="BodyText"/>
+      </w:pPr>
+      <w:r>
+        <w:t xml:space="preserve">올가: 위조요? 그럼 회색 반입이 아니라 위조품 얘기네요.</w:t>
+      </w:r>
+    </w:p>
+    <w:p>
+      <w:pPr>
+        <w:pStyle w:val="BodyText"/>
+      </w:pPr>
+      <w:r>
+        <w:t xml:space="preserve">자이체프: 바로 그거예요. 회색 반입은 세관과 벌금이고 오래 걸려요. 하지만 의료기기 위조는 최대 8년의 형사 조항이에요. 거기엔 세 가지가 필요해요: 시험 성적서, 제조사 소견, 상품의 경로. 당신들은 셋 다 있고, 그건 드문 경우예요.</w:t>
+      </w:r>
+    </w:p>
+    <w:p>
+      <w:pPr>
+        <w:pStyle w:val="BodyText"/>
+      </w:pPr>
+      <w:r>
+        <w:t xml:space="preserve">알렉세이: 그러니까 세 가지는 갈리예프, 정 팀장님, 토마시네요.</w:t>
+      </w:r>
+    </w:p>
+    <w:p>
+      <w:pPr>
+        <w:pStyle w:val="BodyText"/>
+      </w:pPr>
+      <w:r>
+        <w:t xml:space="preserve">자이체프: 그리고 하나 더, 다리야의 밤이요. 건강 피해라서 사건의 무게가 크게 달라져요.</w:t>
+      </w:r>
+    </w:p>
+    <w:p>
+      <w:pPr>
+        <w:pStyle w:val="BodyText"/>
+      </w:pPr>
+      <w:r>
+        <w:t xml:space="preserve">이리나: 다리야가 자기 얘기를 넣는 데 동의할까요?</w:t>
+      </w:r>
+    </w:p>
+    <w:p>
+      <w:pPr>
+        <w:pStyle w:val="BodyText"/>
+      </w:pPr>
+      <w:r>
+        <w:t xml:space="preserve">알렉세이: 내가 직접 물어볼게요. 동의 안 하면 다리야 없이 써요.</w:t>
+      </w:r>
+    </w:p>
+    <w:p>
+      <w:pPr>
+        <w:pStyle w:val="BodyText"/>
+      </w:pPr>
+      <w:r>
+        <w:t xml:space="preserve">자이체프: 맞아요. 환자 동의 없이는 그 사람에 대해 한 줄도 안 돼요.</w:t>
+      </w:r>
+    </w:p>
+    <w:p>
+      <w:pPr>
+        <w:pStyle w:val="BodyText"/>
+      </w:pPr>
+      <w:r>
+        <w:t xml:space="preserve">올가: 그럼 신고서는 어디에 내요? 경찰이요?</w:t>
+      </w:r>
+    </w:p>
+    <w:p>
+      <w:pPr>
+        <w:pStyle w:val="BodyText"/>
+      </w:pPr>
+      <w:r>
+        <w:t xml:space="preserve">자이체프: 세 곳에 내요. 경찰엔 위조, 세관엔 밀수, 로스즈드라브나드조르엔 미등록 기기 유통. 신고서는 세 통이지만 서류 묶음은 하나예요. 그래야 더 확실하고 아무것도 잃어버리지 않아요.</w:t>
+      </w:r>
+    </w:p>
+    <w:p>
+      <w:pPr>
+        <w:pStyle w:val="BodyText"/>
+      </w:pPr>
+      <w:r>
+        <w:t xml:space="preserve">이리나: 신고서 세 통… 누가 서명해요?</w:t>
+      </w:r>
+    </w:p>
+    <w:p>
+      <w:pPr>
+        <w:pStyle w:val="BodyText"/>
+      </w:pPr>
+      <w:r>
+        <w:t xml:space="preserve">자이체프: 대표이사, 그러니까 알렉세이가 본인 서명으로 해요. 그리고 한 마디 한 마디에 책임지는 거예요.</w:t>
+      </w:r>
+    </w:p>
+    <w:p>
+      <w:pPr>
+        <w:pStyle w:val="BodyText"/>
+      </w:pPr>
+      <w:r>
+        <w:t xml:space="preserve">알렉세이: 서명할게요. 그럼 공개 경고는 어떻게 해요?</w:t>
+      </w:r>
+    </w:p>
+    <w:p>
+      <w:pPr>
+        <w:pStyle w:val="BodyText"/>
+      </w:pPr>
+      <w:r>
+        <w:t xml:space="preserve">자이체프: 그건 나중에, 이름 없이 해요. 12월처럼 우리 얘기만: 「번호를 확인하세요」. 그건 신고에 방해가 안 돼요.</w:t>
+      </w:r>
+    </w:p>
+    <w:p>
+      <w:pPr>
+        <w:pStyle w:val="BodyText"/>
+      </w:pPr>
+      <w:r>
+        <w:t xml:space="preserve">키릴: 그러니까 우린 침묵하고, 그 사람은 계속 팔고요.</w:t>
+      </w:r>
+    </w:p>
+    <w:p>
+      <w:pPr>
+        <w:pStyle w:val="BodyText"/>
+      </w:pPr>
+      <w:r>
+        <w:t xml:space="preserve">자이체프: 침묵하는 게 아니라 말이 힘을 갖는 곳에 말하는 거예요. 채널에서 말은 좋아요 수만 가져요.</w:t>
+      </w:r>
+    </w:p>
+    <w:p>
+      <w:pPr>
+        <w:pStyle w:val="BodyText"/>
+      </w:pPr>
+      <w:r>
+        <w:t xml:space="preserve">올가: 키릴, 등록 일은 20년 동안 늘 그랬어요. 시끄러운 건 신문에 보내는 편지 한 통이고, 일주일이면 다들 잊어요. 조용한 건 아무리 원해도 아무도 되돌릴 수 없는 결정이에요.</w:t>
       </w:r>
     </w:p>
     <w:p>
@@ -3841,47 +3841,47 @@
         <w:pStyle w:val="BodyText"/>
       </w:pPr>
       <w:r>
-        <w:t xml:space="preserve">알렉세이: 그것도 답이야. 좋은 답. 적어 줘요, 이리나: 키릴 반대.</w:t>
-      </w:r>
-    </w:p>
-    <w:p>
-      <w:pPr>
-        <w:pStyle w:val="BodyText"/>
-      </w:pPr>
-      <w:r>
-        <w:t xml:space="preserve">이리나: 적었어요. 의사록에. 날짜와 함께.</w:t>
-      </w:r>
-    </w:p>
-    <w:p>
-      <w:pPr>
-        <w:pStyle w:val="BodyText"/>
-      </w:pPr>
-      <w:r>
-        <w:t xml:space="preserve">디마: 크리스티나는요?</w:t>
-      </w:r>
-    </w:p>
-    <w:p>
-      <w:pPr>
-        <w:pStyle w:val="BodyText"/>
-      </w:pPr>
-      <w:r>
-        <w:t xml:space="preserve">알렉세이: 그 사람 채널은 사실이니까 이름은 신고서에 들어가요. 하지만 그 고객들을 위한 상담선은 계속 열려 있어요. 그것도 사실이에요. 그걸 말로 써서 보내도 돼요.</w:t>
-      </w:r>
-    </w:p>
-    <w:p>
-      <w:pPr>
-        <w:pStyle w:val="BodyText"/>
-      </w:pPr>
-      <w:r>
-        <w:t xml:space="preserve">디마: 제가 쓸게요. 오늘. 직접.</w:t>
-      </w:r>
-    </w:p>
-    <w:p>
-      <w:pPr>
-        <w:pStyle w:val="BodyText"/>
-      </w:pPr>
-      <w:r>
-        <w:t xml:space="preserve">자이체프: 다만 신고 얘긴 쓰지 마세요. 한 마디도. 방해가 될 수 있어요.</w:t>
+        <w:t xml:space="preserve">알렉세이: 그것도 답이야, 좋은 답이고. 이리나, 키릴은 반대라고 적어 줘요.</w:t>
+      </w:r>
+    </w:p>
+    <w:p>
+      <w:pPr>
+        <w:pStyle w:val="BodyText"/>
+      </w:pPr>
+      <w:r>
+        <w:t xml:space="preserve">이리나: 오늘 날짜로 의사록에 적었어요.</w:t>
+      </w:r>
+    </w:p>
+    <w:p>
+      <w:pPr>
+        <w:pStyle w:val="BodyText"/>
+      </w:pPr>
+      <w:r>
+        <w:t xml:space="preserve">디마: 그럼 크리스티나는요?</w:t>
+      </w:r>
+    </w:p>
+    <w:p>
+      <w:pPr>
+        <w:pStyle w:val="BodyText"/>
+      </w:pPr>
+      <w:r>
+        <w:t xml:space="preserve">알렉세이: 그 사람 채널은 사실이니까 이름은 신고서에 들어가요. 하지만 그 고객들을 위한 상담선은 계속 열려 있고, 그것도 사실이에요. 그걸 협박 없이 쉽고 솔직한 말로 써서 보내도 돼요.</w:t>
+      </w:r>
+    </w:p>
+    <w:p>
+      <w:pPr>
+        <w:pStyle w:val="BodyText"/>
+      </w:pPr>
+      <w:r>
+        <w:t xml:space="preserve">디마: 제가 직접 쓸게요, 오늘 바로.</w:t>
+      </w:r>
+    </w:p>
+    <w:p>
+      <w:pPr>
+        <w:pStyle w:val="BodyText"/>
+      </w:pPr>
+      <w:r>
+        <w:t xml:space="preserve">자이체프: 다만 신고 얘긴 한 마디도 쓰지 마세요. 사건에 방해가 될 수 있어요.</w:t>
       </w:r>
     </w:p>
     <w:bookmarkEnd w:id="34"/>
@@ -3899,111 +3899,111 @@
         <w:pStyle w:val="FirstParagraph"/>
       </w:pPr>
       <w:r>
-        <w:t xml:space="preserve">보리스: 알렉세이. 이사회는 신고 같은 걸 결정하지 않아. 왜 전화했나?</w:t>
-      </w:r>
-    </w:p>
-    <w:p>
-      <w:pPr>
-        <w:pStyle w:val="BodyText"/>
-      </w:pPr>
-      <w:r>
-        <w:t xml:space="preserve">알렉세이: 결정 때문이 아니에요, 보리스 이고레비치. 경험 때문이에요. 98년에 그리샤를 신고하셨어요?</w:t>
-      </w:r>
-    </w:p>
-    <w:p>
-      <w:pPr>
-        <w:pStyle w:val="BodyText"/>
-      </w:pPr>
-      <w:r>
-        <w:t xml:space="preserve">보리스: 아니. 안 했어.</w:t>
-      </w:r>
-    </w:p>
-    <w:p>
-      <w:pPr>
-        <w:pStyle w:val="BodyText"/>
-      </w:pPr>
-      <w:r>
-        <w:t xml:space="preserve">알렉세이: 왜요?</w:t>
-      </w:r>
-    </w:p>
-    <w:p>
-      <w:pPr>
-        <w:pStyle w:val="BodyText"/>
-      </w:pPr>
-      <w:r>
-        <w:t xml:space="preserve">보리스: 사람답게라고 생각했지. 친구. 12년을 함께했어. 바냐, 코냑, 명절도 늘 함께. 스스로 돌아와서, 스스로 갚을 거라 생각했지. 내 눈을 볼 면목이 없을 테니까?</w:t>
-      </w:r>
-    </w:p>
-    <w:p>
-      <w:pPr>
-        <w:pStyle w:val="BodyText"/>
-      </w:pPr>
-      <w:r>
-        <w:t xml:space="preserve">레프: 안 돌아왔어. 안 갚았고. 그때 내가 옆에 있었지.</w:t>
-      </w:r>
-    </w:p>
-    <w:p>
-      <w:pPr>
-        <w:pStyle w:val="BodyText"/>
-      </w:pPr>
-      <w:r>
-        <w:t xml:space="preserve">보리스: 레프, 가만있어. 내가 말해. 알렉세이, 그다음에 무슨 일이 있었는지 아나?</w:t>
-      </w:r>
-    </w:p>
-    <w:p>
-      <w:pPr>
-        <w:pStyle w:val="BodyText"/>
-      </w:pPr>
-      <w:r>
-        <w:t xml:space="preserve">알렉세이: 아니요.</w:t>
-      </w:r>
-    </w:p>
-    <w:p>
-      <w:pPr>
-        <w:pStyle w:val="BodyText"/>
-      </w:pPr>
-      <w:r>
-        <w:t xml:space="preserve">보리스: 5년 뒤 그리샤 동생이 다른 사람한테 똑같은 짓을 했어. 내 지인한테. 같은 돈, 같은 키프로스. 지인이 날 찾아와서 물었지: 「왜 그때 신고 안 했어? 그랬으면 내가 알았을 텐데」.</w:t>
-      </w:r>
-    </w:p>
-    <w:p>
-      <w:pPr>
-        <w:pStyle w:val="BodyText"/>
-      </w:pPr>
-      <w:r>
-        <w:t xml:space="preserve">알렉세이: 뭐라고 답하셨어요?</w:t>
-      </w:r>
-    </w:p>
-    <w:p>
-      <w:pPr>
-        <w:pStyle w:val="BodyText"/>
-      </w:pPr>
-      <w:r>
-        <w:t xml:space="preserve">보리스: 아무 말도. 무슨 말을 하겠나. 그렇게 오랜 세월이 지났는데도 그 얼굴이 기억나.</w:t>
-      </w:r>
-    </w:p>
-    <w:p>
-      <w:pPr>
-        <w:pStyle w:val="BodyText"/>
-      </w:pPr>
-      <w:r>
-        <w:t xml:space="preserve">레프: 그래서 지금 자네한테 이 얘기를 하는 거야.</w:t>
-      </w:r>
-    </w:p>
-    <w:p>
-      <w:pPr>
-        <w:pStyle w:val="BodyText"/>
-      </w:pPr>
-      <w:r>
-        <w:t xml:space="preserve">보리스: 신고는 복수가 아니야, 알렉세이. 울타리지. 자네를 위해 세우는 게 아니야. 어둠 속에서 이 길을 걷다가 구덩이를 못 볼 다음 사람을 위해서지.</w:t>
-      </w:r>
-    </w:p>
-    <w:p>
-      <w:pPr>
-        <w:pStyle w:val="BodyText"/>
-      </w:pPr>
-      <w:r>
-        <w:t xml:space="preserve">알렉세이: 울타리. 다음 다리야를 위해.</w:t>
+        <w:t xml:space="preserve">보리스: 알렉세이, 이사회는 신고 같은 걸 결정하지 않아. 왜 전화했나?</w:t>
+      </w:r>
+    </w:p>
+    <w:p>
+      <w:pPr>
+        <w:pStyle w:val="BodyText"/>
+      </w:pPr>
+      <w:r>
+        <w:t xml:space="preserve">알렉세이: 결정 때문이 아니라 경험 때문이에요, 보리스 이고레비치. 98년에 그리샤를 신고하셨어요?</w:t>
+      </w:r>
+    </w:p>
+    <w:p>
+      <w:pPr>
+        <w:pStyle w:val="BodyText"/>
+      </w:pPr>
+      <w:r>
+        <w:t xml:space="preserve">보리스: 아니, 안 했어.</w:t>
+      </w:r>
+    </w:p>
+    <w:p>
+      <w:pPr>
+        <w:pStyle w:val="BodyText"/>
+      </w:pPr>
+      <w:r>
+        <w:t xml:space="preserve">알렉세이: 왜 안 하셨어요?</w:t>
+      </w:r>
+    </w:p>
+    <w:p>
+      <w:pPr>
+        <w:pStyle w:val="BodyText"/>
+      </w:pPr>
+      <w:r>
+        <w:t xml:space="preserve">보리스: 사람답게 해야 한다고 생각했지. 친구였고, 12년을 함께했어. 바냐, 코냑, 명절도 늘 함께. 스스로 돌아와서 스스로 갚을 거라 생각했지. 내 눈을 볼 면목이 없을 테니까, 안 그래?</w:t>
+      </w:r>
+    </w:p>
+    <w:p>
+      <w:pPr>
+        <w:pStyle w:val="BodyText"/>
+      </w:pPr>
+      <w:r>
+        <w:t xml:space="preserve">레프: 안 돌아왔고, 하나도 안 갚았어. 그때 내가 옆에서 다 봤지.</w:t>
+      </w:r>
+    </w:p>
+    <w:p>
+      <w:pPr>
+        <w:pStyle w:val="BodyText"/>
+      </w:pPr>
+      <w:r>
+        <w:t xml:space="preserve">보리스: 레프, 가만있어, 내가 말할게. 알렉세이, 그다음에 무슨 일이 있었는지 아나?</w:t>
+      </w:r>
+    </w:p>
+    <w:p>
+      <w:pPr>
+        <w:pStyle w:val="BodyText"/>
+      </w:pPr>
+      <w:r>
+        <w:t xml:space="preserve">알렉세이: 아니요, 몰라요.</w:t>
+      </w:r>
+    </w:p>
+    <w:p>
+      <w:pPr>
+        <w:pStyle w:val="BodyText"/>
+      </w:pPr>
+      <w:r>
+        <w:t xml:space="preserve">보리스: 5년 뒤 그리샤 동생이 다른 사람, 내 지인한테 똑같은 짓을 했어. 같은 돈, 같은 키프로스. 지인이 날 찾아와서 물었지: 「왜 그때 신고 안 했어? 그랬으면 내가 알았을 텐데」.</w:t>
+      </w:r>
+    </w:p>
+    <w:p>
+      <w:pPr>
+        <w:pStyle w:val="BodyText"/>
+      </w:pPr>
+      <w:r>
+        <w:t xml:space="preserve">알렉세이: 그래서 뭐라고 답하셨어요?</w:t>
+      </w:r>
+    </w:p>
+    <w:p>
+      <w:pPr>
+        <w:pStyle w:val="BodyText"/>
+      </w:pPr>
+      <w:r>
+        <w:t xml:space="preserve">보리스: 아무 말도. 무슨 말을 하겠나? 그렇게 오랜 세월이 지났는데도 아직 그 얼굴이 기억나.</w:t>
+      </w:r>
+    </w:p>
+    <w:p>
+      <w:pPr>
+        <w:pStyle w:val="BodyText"/>
+      </w:pPr>
+      <w:r>
+        <w:t xml:space="preserve">레프: 바로 그래서 지금 자네한테 이 얘기를 다 하는 거야.</w:t>
+      </w:r>
+    </w:p>
+    <w:p>
+      <w:pPr>
+        <w:pStyle w:val="BodyText"/>
+      </w:pPr>
+      <w:r>
+        <w:t xml:space="preserve">보리스: 신고는 복수가 아니야, 알렉세이. 울타리지. 자네를 위해 세우는 게 아니라, 어둠 속에서 이 길을 걷다가 구덩이를 못 볼 다음 사람을 위해 세우는 거야. 자넨 그 사람을 알지도 못하겠지만, 그 사람은 무사히 지나갈 거야.</w:t>
+      </w:r>
+    </w:p>
+    <w:p>
+      <w:pPr>
+        <w:pStyle w:val="BodyText"/>
+      </w:pPr>
+      <w:r>
+        <w:t xml:space="preserve">알렉세이: 울타리… 다음 다리야를 위해서요.</w:t>
       </w:r>
     </w:p>
     <w:p>
@@ -4019,39 +4019,39 @@
         <w:pStyle w:val="BodyText"/>
       </w:pPr>
       <w:r>
-        <w:t xml:space="preserve">알렉세이: 보리스 이고레비치, 그 보이코는… 제가 안 뽑아서 상처받은 거예요.</w:t>
-      </w:r>
-    </w:p>
-    <w:p>
-      <w:pPr>
-        <w:pStyle w:val="BodyText"/>
-      </w:pPr>
-      <w:r>
-        <w:t xml:space="preserve">보리스: 그런 사람 알아. 상처는 나쁜 사업 계획이야. 하지만 오래가지. 그런 사람은 스스로 멈추지 않아.</w:t>
-      </w:r>
-    </w:p>
-    <w:p>
-      <w:pPr>
-        <w:pStyle w:val="BodyText"/>
-      </w:pPr>
-      <w:r>
-        <w:t xml:space="preserve">레프: 변호사는 누구야? 자이체프? 좋아. 전해: 글에 감정은 빼라고. 형용사 하나도.</w:t>
-      </w:r>
-    </w:p>
-    <w:p>
-      <w:pPr>
-        <w:pStyle w:val="BodyText"/>
-      </w:pPr>
-      <w:r>
-        <w:t xml:space="preserve">알렉세이: 벌써 그렇게 말했어요. 거의 같은 말로.</w:t>
-      </w:r>
-    </w:p>
-    <w:p>
-      <w:pPr>
-        <w:pStyle w:val="BodyText"/>
-      </w:pPr>
-      <w:r>
-        <w:t xml:space="preserve">보리스: 그럼 좋은 변호사군. 괜히 돈 주는 게 아니야. 자네를 통해서.</w:t>
+        <w:t xml:space="preserve">알렉세이: 보리스 이고레비치, 그 보이코는… 제가 채용을 안 해서 상처받은 거예요.</w:t>
+      </w:r>
+    </w:p>
+    <w:p>
+      <w:pPr>
+        <w:pStyle w:val="BodyText"/>
+      </w:pPr>
+      <w:r>
+        <w:t xml:space="preserve">보리스: 그런 사람들 알아. 상처는 나쁜 사업 계획이지만 아주 오래가. 그런 사람은 스스로 멈추지 않아.</w:t>
+      </w:r>
+    </w:p>
+    <w:p>
+      <w:pPr>
+        <w:pStyle w:val="BodyText"/>
+      </w:pPr>
+      <w:r>
+        <w:t xml:space="preserve">레프: 변호사는 누구야, 자이체프? 좋아. 전해: 글에 감정은 빼고, 형용사는 하나도 쓰지 말라고.</w:t>
+      </w:r>
+    </w:p>
+    <w:p>
+      <w:pPr>
+        <w:pStyle w:val="BodyText"/>
+      </w:pPr>
+      <w:r>
+        <w:t xml:space="preserve">알렉세이: 벌써 거의 같은 말로 그렇게 말했어요.</w:t>
+      </w:r>
+    </w:p>
+    <w:p>
+      <w:pPr>
+        <w:pStyle w:val="BodyText"/>
+      </w:pPr>
+      <w:r>
+        <w:t xml:space="preserve">보리스: 그럼 좋은 변호사군. 자네를 통해서긴 하지만 괜히 돈 주는 게 아니야.</w:t>
       </w:r>
     </w:p>
     <w:p>
@@ -4067,47 +4067,47 @@
         <w:pStyle w:val="BodyText"/>
       </w:pPr>
       <w:r>
-        <w:t xml:space="preserve">보리스: 해마다. 12월에. 새해 피로그를 구우면서 식탁에 누가 앉을지 셀 때.</w:t>
-      </w:r>
-    </w:p>
-    <w:p>
-      <w:pPr>
-        <w:pStyle w:val="BodyText"/>
-      </w:pPr>
-      <w:r>
-        <w:t xml:space="preserve">레프: 보랴, 그만해. 알아들었어.</w:t>
-      </w:r>
-    </w:p>
-    <w:p>
-      <w:pPr>
-        <w:pStyle w:val="BodyText"/>
-      </w:pPr>
-      <w:r>
-        <w:t xml:space="preserve">보리스: 알아들었나? 알렉세이, 알아들었어?</w:t>
-      </w:r>
-    </w:p>
-    <w:p>
-      <w:pPr>
-        <w:pStyle w:val="BodyText"/>
-      </w:pPr>
-      <w:r>
-        <w:t xml:space="preserve">알렉세이: 알아들었어요. 신고서 세 통 쓸게요. 오늘.</w:t>
-      </w:r>
-    </w:p>
-    <w:p>
-      <w:pPr>
-        <w:pStyle w:val="BodyText"/>
-      </w:pPr>
-      <w:r>
-        <w:t xml:space="preserve">보리스: 좋아. 그리고 하나 더. 그 보이코가 사과하러 오면 — 끝까지 들어. 협박하러 오면 — 나한테 전화해. 언제든, 한밤중이라도.</w:t>
-      </w:r>
-    </w:p>
-    <w:p>
-      <w:pPr>
-        <w:pStyle w:val="BodyText"/>
-      </w:pPr>
-      <w:r>
-        <w:t xml:space="preserve">알렉세이: 왜 보리스 이고레비치께요?</w:t>
+        <w:t xml:space="preserve">보리스: 해마다 후회해. 12월에 새해 피로그를 구우면서 식탁에 누가 앉을지 셀 때.</w:t>
+      </w:r>
+    </w:p>
+    <w:p>
+      <w:pPr>
+        <w:pStyle w:val="BodyText"/>
+      </w:pPr>
+      <w:r>
+        <w:t xml:space="preserve">레프: 보랴, 이제 그만해. 다 알아들었어.</w:t>
+      </w:r>
+    </w:p>
+    <w:p>
+      <w:pPr>
+        <w:pStyle w:val="BodyText"/>
+      </w:pPr>
+      <w:r>
+        <w:t xml:space="preserve">보리스: 알아들었나? 알렉세이, 정말 알아들었어?</w:t>
+      </w:r>
+    </w:p>
+    <w:p>
+      <w:pPr>
+        <w:pStyle w:val="BodyText"/>
+      </w:pPr>
+      <w:r>
+        <w:t xml:space="preserve">알렉세이: 알아들었어요. 신고서 세 통, 오늘 바로 쓸게요.</w:t>
+      </w:r>
+    </w:p>
+    <w:p>
+      <w:pPr>
+        <w:pStyle w:val="BodyText"/>
+      </w:pPr>
+      <w:r>
+        <w:t xml:space="preserve">보리스: 좋아. 그리고 하나 더. 그 보이코가 사과하러 오면 끝까지 들어. 협박하러 오면 나한테 전화해, 언제든, 한밤중이든 명절이든.</w:t>
+      </w:r>
+    </w:p>
+    <w:p>
+      <w:pPr>
+        <w:pStyle w:val="BodyText"/>
+      </w:pPr>
+      <w:r>
+        <w:t xml:space="preserve">알렉세이: 왜 하필 보리스 이고레비치께요?</w:t>
       </w:r>
     </w:p>
     <w:p>
@@ -4123,15 +4123,15 @@
         <w:pStyle w:val="BodyText"/>
       </w:pPr>
       <w:r>
-        <w:t xml:space="preserve">알렉세이: 감사합니다, 보리스 이고레비치. 저녁에 전화드릴게요. 말씀드리러.</w:t>
-      </w:r>
-    </w:p>
-    <w:p>
-      <w:pPr>
-        <w:pStyle w:val="BodyText"/>
-      </w:pPr>
-      <w:r>
-        <w:t xml:space="preserve">보리스: 말하지 마. 접수 번호만 보여 줘. 그거면 충분해.</w:t>
+        <w:t xml:space="preserve">알렉세이: 감사합니다, 보리스 이고레비치. 저녁에 전화드려서 다 말씀드릴게요.</w:t>
+      </w:r>
+    </w:p>
+    <w:p>
+      <w:pPr>
+        <w:pStyle w:val="BodyText"/>
+      </w:pPr>
+      <w:r>
+        <w:t xml:space="preserve">보리스: 말할 필요 없어. 접수 번호만 보여 줘, 그거면 충분해.</w:t>
       </w:r>
     </w:p>
     <w:bookmarkEnd w:id="35"/>
@@ -4149,191 +4149,191 @@
         <w:pStyle w:val="FirstParagraph"/>
       </w:pPr>
       <w:r>
-        <w:t xml:space="preserve">나자로바: 보론초프. 미로노바. 예약 없이 왔군요. 당신들답지 않아요.</w:t>
-      </w:r>
-    </w:p>
-    <w:p>
-      <w:pPr>
-        <w:pStyle w:val="BodyText"/>
-      </w:pPr>
-      <w:r>
-        <w:t xml:space="preserve">올가: 타마라 빅토로브나, 죄송해요. 첫 합병증이 생기면 — 편지를. 기자들보다 먼저라고 하셨잖아요.</w:t>
-      </w:r>
-    </w:p>
-    <w:p>
-      <w:pPr>
-        <w:pStyle w:val="BodyText"/>
-      </w:pPr>
-      <w:r>
-        <w:t xml:space="preserve">나자로바: 그랬죠. 합병증이 있었어요?</w:t>
-      </w:r>
-    </w:p>
-    <w:p>
-      <w:pPr>
-        <w:pStyle w:val="BodyText"/>
-      </w:pPr>
-      <w:r>
-        <w:t xml:space="preserve">알렉세이: 있었어요. 토요일 새벽. 폐색. 코르닐로바가 살렸어요. 젤은 — 우리 것이 아니고, 번호는 — 우리 거예요.</w:t>
-      </w:r>
-    </w:p>
-    <w:p>
-      <w:pPr>
-        <w:pStyle w:val="BodyText"/>
-      </w:pPr>
-      <w:r>
-        <w:t xml:space="preserve">나자로바: 당신들 번호로. 보여 줘요.</w:t>
-      </w:r>
-    </w:p>
-    <w:p>
-      <w:pPr>
-        <w:pStyle w:val="BodyText"/>
-      </w:pPr>
-      <w:r>
-        <w:t xml:space="preserve">알렉세이: 여기요. 상담선 보고서. 시험 성적서. 제조사 소견서. 쓰레기통에서 꺼낸 상자 사진.</w:t>
-      </w:r>
-    </w:p>
-    <w:p>
-      <w:pPr>
-        <w:pStyle w:val="BodyText"/>
-      </w:pPr>
-      <w:r>
-        <w:t xml:space="preserve">나자로바: 쓰레기통에서. 20mg 대신 12mg. 흰색 플런저. 30년 동안 도시에를 봤어요, 보론초프. 남의 등록증 번호를 단 위조품은 평생 두 번째예요.</w:t>
-      </w:r>
-    </w:p>
-    <w:p>
-      <w:pPr>
-        <w:pStyle w:val="BodyText"/>
-      </w:pPr>
-      <w:r>
-        <w:t xml:space="preserve">올가: 첫 번째는요?</w:t>
-      </w:r>
-    </w:p>
-    <w:p>
-      <w:pPr>
-        <w:pStyle w:val="BodyText"/>
-      </w:pPr>
-      <w:r>
-        <w:t xml:space="preserve">나자로바: 첫 번째는 — 오래전이에요. 그땐 아무도 편지를 안 썼어요. 1년 뒤에 신문에서 알았어요, 환자 셋이 생긴 다음에. 그중 한 명은 아주 오랫동안 웃지 못했어요.</w:t>
-      </w:r>
-    </w:p>
-    <w:p>
-      <w:pPr>
-        <w:pStyle w:val="BodyText"/>
-      </w:pPr>
-      <w:r>
-        <w:t xml:space="preserve">알렉세이: 그래서 오늘 왔어요. 1년 뒤가 아니라.</w:t>
-      </w:r>
-    </w:p>
-    <w:p>
-      <w:pPr>
-        <w:pStyle w:val="BodyText"/>
-      </w:pPr>
-      <w:r>
-        <w:t xml:space="preserve">나자로바: 보여요. 하지만 난 위조 신고를 받지 않아요. 등록 심사관이지, 경찰이 아니에요.</w:t>
-      </w:r>
-    </w:p>
-    <w:p>
-      <w:pPr>
-        <w:pStyle w:val="BodyText"/>
-      </w:pPr>
-      <w:r>
-        <w:t xml:space="preserve">올가: 알아요. 필요한 건 하나예요: 정확히 어디로. 길을 잃지 않게.</w:t>
-      </w:r>
-    </w:p>
-    <w:p>
-      <w:pPr>
-        <w:pStyle w:val="BodyText"/>
-      </w:pPr>
-      <w:r>
-        <w:t xml:space="preserve">나자로바: 로스즈드라브나드조르. 의료기기 유통 감독과. 차장에게 전화할게요. 오늘.</w:t>
-      </w:r>
-    </w:p>
-    <w:p>
-      <w:pPr>
-        <w:pStyle w:val="BodyText"/>
-      </w:pPr>
-      <w:r>
-        <w:t xml:space="preserve">알렉세이: 감사합니다, 타마라 빅토로브나.</w:t>
-      </w:r>
-    </w:p>
-    <w:p>
-      <w:pPr>
-        <w:pStyle w:val="BodyText"/>
-      </w:pPr>
-      <w:r>
-        <w:t xml:space="preserve">나자로바: 감사하지 마요. 내 일이에요. 당신 일은 — 쓰는 거고. 건조하게 써요. 형용사 하나도 없이. 감정은 빨간 펜으로 지우고, 지우면 아무 무게도 없어요. 사실만 남아요.</w:t>
-      </w:r>
-    </w:p>
-    <w:p>
-      <w:pPr>
-        <w:pStyle w:val="BodyText"/>
-      </w:pPr>
-      <w:r>
-        <w:t xml:space="preserve">올가: 오늘 그 말을 벌써 두 번 들었어요.</w:t>
-      </w:r>
-    </w:p>
-    <w:p>
-      <w:pPr>
-        <w:pStyle w:val="BodyText"/>
-      </w:pPr>
-      <w:r>
-        <w:t xml:space="preserve">나자로바: 그럼 세 번째네요. 좋은 징조예요.</w:t>
-      </w:r>
-    </w:p>
-    <w:p>
-      <w:pPr>
-        <w:pStyle w:val="BodyText"/>
-      </w:pPr>
-      <w:r>
-        <w:t xml:space="preserve">올가: 세 번이면 — 조언이 아니라 규칙이죠.</w:t>
-      </w:r>
-    </w:p>
-    <w:p>
-      <w:pPr>
-        <w:pStyle w:val="BodyText"/>
-      </w:pPr>
-      <w:r>
-        <w:t xml:space="preserve">알렉세이: 사건과 상관없는 질문 하나 해도 될까요? 우리가 직접 와서 놀라지 않으셨어요?</w:t>
-      </w:r>
-    </w:p>
-    <w:p>
-      <w:pPr>
-        <w:pStyle w:val="BodyText"/>
-      </w:pPr>
-      <w:r>
-        <w:t xml:space="preserve">나자로바: 아니요. 당신들 분기 보고서를 읽어요. 거기 당신들이 누군지 보여요.</w:t>
-      </w:r>
-    </w:p>
-    <w:p>
-      <w:pPr>
-        <w:pStyle w:val="BodyText"/>
-      </w:pPr>
-      <w:r>
-        <w:t xml:space="preserve">올가: 타마라 빅토로브나, 뭐가 보이는데요?</w:t>
-      </w:r>
-    </w:p>
-    <w:p>
-      <w:pPr>
-        <w:pStyle w:val="BodyText"/>
-      </w:pPr>
-      <w:r>
-        <w:t xml:space="preserve">나자로바: 나쁜 소식을 첫 문단에 쓴다는 게 보여요. 드문 일이죠. 대부분은 7쪽에 숨기고, 심사관이 다 읽기 전에 지치길 바라요.</w:t>
-      </w:r>
-    </w:p>
-    <w:p>
-      <w:pPr>
-        <w:pStyle w:val="BodyText"/>
-      </w:pPr>
-      <w:r>
-        <w:t xml:space="preserve">올가: 우리도 한때 그렇게 숨겼어요. 7쪽에.</w:t>
-      </w:r>
-    </w:p>
-    <w:p>
-      <w:pPr>
-        <w:pStyle w:val="BodyText"/>
-      </w:pPr>
-      <w:r>
-        <w:t xml:space="preserve">알렉세이: 7쪽. 기억해요.</w:t>
+        <w:t xml:space="preserve">나자로바: 보론초프와 미로노바가 예약도 없이요. 전혀 당신들답지 않네요.</w:t>
+      </w:r>
+    </w:p>
+    <w:p>
+      <w:pPr>
+        <w:pStyle w:val="BodyText"/>
+      </w:pPr>
+      <w:r>
+        <w:t xml:space="preserve">올가: 타마라 빅토로브나, 죄송해요. 첫 합병증이 생기면 기자들보다 먼저 편지를 쓰라고 하셨잖아요.</w:t>
+      </w:r>
+    </w:p>
+    <w:p>
+      <w:pPr>
+        <w:pStyle w:val="BodyText"/>
+      </w:pPr>
+      <w:r>
+        <w:t xml:space="preserve">나자로바: 그랬죠. 그럼 합병증이 있었어요?</w:t>
+      </w:r>
+    </w:p>
+    <w:p>
+      <w:pPr>
+        <w:pStyle w:val="BodyText"/>
+      </w:pPr>
+      <w:r>
+        <w:t xml:space="preserve">알렉세이: 있었어요, 토요일 새벽에 폐색이요. 코르닐로바가 살렸어요. 젤은 우리 것이 아니었지만 번호는 우리 거였어요.</w:t>
+      </w:r>
+    </w:p>
+    <w:p>
+      <w:pPr>
+        <w:pStyle w:val="BodyText"/>
+      </w:pPr>
+      <w:r>
+        <w:t xml:space="preserve">나자로바: 당신들 번호로, 그렇군요. 보여 줘요.</w:t>
+      </w:r>
+    </w:p>
+    <w:p>
+      <w:pPr>
+        <w:pStyle w:val="BodyText"/>
+      </w:pPr>
+      <w:r>
+        <w:t xml:space="preserve">알렉세이: 여기 상담선 보고서, 시험 성적서, 제조사 소견서예요. 그리고 이건 쓰레기통에서 꺼낸 상자 사진이에요.</w:t>
+      </w:r>
+    </w:p>
+    <w:p>
+      <w:pPr>
+        <w:pStyle w:val="BodyText"/>
+      </w:pPr>
+      <w:r>
+        <w:t xml:space="preserve">나자로바: 쓰레기통에서… 20mg 대신 12mg, 흰색 플런저. 30년 동안 도시에를 봤어요, 보론초프. 그런데 남의 등록증 번호를 단 위조품은 평생 두 번째예요. 아주 심각한 일이에요.</w:t>
+      </w:r>
+    </w:p>
+    <w:p>
+      <w:pPr>
+        <w:pStyle w:val="BodyText"/>
+      </w:pPr>
+      <w:r>
+        <w:t xml:space="preserve">올가: 첫 번째는 언제였어요?</w:t>
+      </w:r>
+    </w:p>
+    <w:p>
+      <w:pPr>
+        <w:pStyle w:val="BodyText"/>
+      </w:pPr>
+      <w:r>
+        <w:t xml:space="preserve">나자로바: 첫 번째는 오래전이었고, 그땐 아무도 편지를 안 썼어요. 1년 뒤에 신문에서 알았어요, 환자 셋이 생긴 다음에. 그중 한 명은 아주 오랫동안 웃지 못했고, 난 아직도 그걸 기억해요.</w:t>
+      </w:r>
+    </w:p>
+    <w:p>
+      <w:pPr>
+        <w:pStyle w:val="BodyText"/>
+      </w:pPr>
+      <w:r>
+        <w:t xml:space="preserve">알렉세이: 바로 그래서 1년 뒤가 아니라 오늘 왔어요.</w:t>
+      </w:r>
+    </w:p>
+    <w:p>
+      <w:pPr>
+        <w:pStyle w:val="BodyText"/>
+      </w:pPr>
+      <w:r>
+        <w:t xml:space="preserve">나자로바: 보여요. 하지만 난 위조 신고를 받지 않아요, 등록 심사관이지 경찰이 아니니까요.</w:t>
+      </w:r>
+    </w:p>
+    <w:p>
+      <w:pPr>
+        <w:pStyle w:val="BodyText"/>
+      </w:pPr>
+      <w:r>
+        <w:t xml:space="preserve">올가: 알아요. 필요한 건 하나예요. 아무것도 길을 잃지 않게, 정확히 어디로 내야 하는지요.</w:t>
+      </w:r>
+    </w:p>
+    <w:p>
+      <w:pPr>
+        <w:pStyle w:val="BodyText"/>
+      </w:pPr>
+      <w:r>
+        <w:t xml:space="preserve">나자로바: 로스즈드라브나드조르, 의료기기 유통 감독과예요. 오늘 바로 차장에게 전화할게요.</w:t>
+      </w:r>
+    </w:p>
+    <w:p>
+      <w:pPr>
+        <w:pStyle w:val="BodyText"/>
+      </w:pPr>
+      <w:r>
+        <w:t xml:space="preserve">알렉세이: 정말 감사합니다, 타마라 빅토로브나.</w:t>
+      </w:r>
+    </w:p>
+    <w:p>
+      <w:pPr>
+        <w:pStyle w:val="BodyText"/>
+      </w:pPr>
+      <w:r>
+        <w:t xml:space="preserve">나자로바: 감사하지 마요, 내 일이에요. 당신 일은 쓰는 거고요. 건조하게 써요. 형용사 하나도 없이. 감정은 빨간 펜으로 지우고, 지우면 아무 무게도 없어요. 그래서 결국 사실만 남아요.</w:t>
+      </w:r>
+    </w:p>
+    <w:p>
+      <w:pPr>
+        <w:pStyle w:val="BodyText"/>
+      </w:pPr>
+      <w:r>
+        <w:t xml:space="preserve">올가: 오늘 그 말을 벌써 두 번째 듣네요.</w:t>
+      </w:r>
+    </w:p>
+    <w:p>
+      <w:pPr>
+        <w:pStyle w:val="BodyText"/>
+      </w:pPr>
+      <w:r>
+        <w:t xml:space="preserve">나자로바: 그럼 이게 세 번째고, 좋은 징조예요.</w:t>
+      </w:r>
+    </w:p>
+    <w:p>
+      <w:pPr>
+        <w:pStyle w:val="BodyText"/>
+      </w:pPr>
+      <w:r>
+        <w:t xml:space="preserve">올가: 세 번이면 이미 조언이 아니라 규칙이죠.</w:t>
+      </w:r>
+    </w:p>
+    <w:p>
+      <w:pPr>
+        <w:pStyle w:val="BodyText"/>
+      </w:pPr>
+      <w:r>
+        <w:t xml:space="preserve">알렉세이: 사건과 상관없는 질문 하나 해도 될까요? 우리가 직접 찾아와서 놀라지 않으셨어요?</w:t>
+      </w:r>
+    </w:p>
+    <w:p>
+      <w:pPr>
+        <w:pStyle w:val="BodyText"/>
+      </w:pPr>
+      <w:r>
+        <w:t xml:space="preserve">나자로바: 아니요. 당신들 분기 보고서를 읽는데, 거기 당신들이 누군지 보여요.</w:t>
+      </w:r>
+    </w:p>
+    <w:p>
+      <w:pPr>
+        <w:pStyle w:val="BodyText"/>
+      </w:pPr>
+      <w:r>
+        <w:t xml:space="preserve">올가: 타마라 빅토로브나, 정확히 뭐가 보이는데요?</w:t>
+      </w:r>
+    </w:p>
+    <w:p>
+      <w:pPr>
+        <w:pStyle w:val="BodyText"/>
+      </w:pPr>
+      <w:r>
+        <w:t xml:space="preserve">나자로바: 나쁜 소식을 첫 문단에 쓴다는 게 보여요. 드문 일이죠. 대부분은 7쪽에 숨기고, 심사관이 끝까지 읽기 전에 지쳐서 중요한 걸 놓치길 바라요.</w:t>
+      </w:r>
+    </w:p>
+    <w:p>
+      <w:pPr>
+        <w:pStyle w:val="BodyText"/>
+      </w:pPr>
+      <w:r>
+        <w:t xml:space="preserve">올가: 우리도 한때 바로 그 7쪽에 숨겼어요.</w:t>
+      </w:r>
+    </w:p>
+    <w:p>
+      <w:pPr>
+        <w:pStyle w:val="BodyText"/>
+      </w:pPr>
+      <w:r>
+        <w:t xml:space="preserve">알렉세이: 7쪽… 잘 기억해요.</w:t>
       </w:r>
     </w:p>
     <w:p>
@@ -4359,15 +4359,15 @@
         <w:pStyle w:val="FirstParagraph"/>
       </w:pPr>
       <w:r>
-        <w:t xml:space="preserve">자이체프: 신고서 세 통. 경찰, 세관, 로스즈드라브나드조르. 서류 묶음 하나. 첨부 42쪽.</w:t>
-      </w:r>
-    </w:p>
-    <w:p>
-      <w:pPr>
-        <w:pStyle w:val="BodyText"/>
-      </w:pPr>
-      <w:r>
-        <w:t xml:space="preserve">이리나: 한 장 한 장 확인했어요. 쪽 번호, 서명, 날짜. 형용사 하나도 없어요.</w:t>
+        <w:t xml:space="preserve">자이체프: 자, 신고서 세 통이에요. 경찰, 세관, 로스즈드라브나드조르. 서류 묶음은 하나고, 첨부가 42쪽이에요.</w:t>
+      </w:r>
+    </w:p>
+    <w:p>
+      <w:pPr>
+        <w:pStyle w:val="BodyText"/>
+      </w:pPr>
+      <w:r>
+        <w:t xml:space="preserve">이리나: 한 장 한 장 쪽 번호, 서명, 날짜를 확인했어요. 형용사는 하나도 없어요.</w:t>
       </w:r>
     </w:p>
     <w:p>
@@ -4383,95 +4383,95 @@
         <w:pStyle w:val="BodyText"/>
       </w:pPr>
       <w:r>
-        <w:t xml:space="preserve">올가: 어떤 형용사보다 나아요.</w:t>
-      </w:r>
-    </w:p>
-    <w:p>
-      <w:pPr>
-        <w:pStyle w:val="BodyText"/>
-      </w:pPr>
-      <w:r>
-        <w:t xml:space="preserve">알렉세이: 서명합니다. 첫 번째. 두 번째. 세 번째.</w:t>
-      </w:r>
-    </w:p>
-    <w:p>
-      <w:pPr>
-        <w:pStyle w:val="BodyText"/>
-      </w:pPr>
-      <w:r>
-        <w:t xml:space="preserve">자이체프: 내일 10시에 직접 제출할게요. 접수 번호 받고. 사본은 여러분께.</w:t>
-      </w:r>
-    </w:p>
-    <w:p>
-      <w:pPr>
-        <w:pStyle w:val="BodyText"/>
-      </w:pPr>
-      <w:r>
-        <w:t xml:space="preserve">키릴: 알렉세이 니콜라예비치, 저는 아직 반대예요. 하지만 가져다줘야 하면 — 제가 할게요.</w:t>
-      </w:r>
-    </w:p>
-    <w:p>
-      <w:pPr>
-        <w:pStyle w:val="BodyText"/>
-      </w:pPr>
-      <w:r>
-        <w:t xml:space="preserve">알렉세이: 고마워요, 키릴. 반대와 도움이 함께 있는 것도 드문 일이에요.</w:t>
-      </w:r>
-    </w:p>
-    <w:p>
-      <w:pPr>
-        <w:pStyle w:val="BodyText"/>
-      </w:pPr>
-      <w:r>
-        <w:t xml:space="preserve">디마: 크리스티나에게 썼어요. 상담선 얘기만. 신고 얘긴 한 마디도 없이.</w:t>
-      </w:r>
-    </w:p>
-    <w:p>
-      <w:pPr>
-        <w:pStyle w:val="BodyText"/>
-      </w:pPr>
-      <w:r>
-        <w:t xml:space="preserve">이리나: 답했어요?</w:t>
-      </w:r>
-    </w:p>
-    <w:p>
-      <w:pPr>
-        <w:pStyle w:val="BodyText"/>
-      </w:pPr>
-      <w:r>
-        <w:t xml:space="preserve">디마: 방금 답했어요. 읽을게요: 「아르투르가 누가 나한테 왔었냐고 물었어요. 말 안 했어요. 아직은」.</w:t>
-      </w:r>
-    </w:p>
-    <w:p>
-      <w:pPr>
-        <w:pStyle w:val="BodyText"/>
-      </w:pPr>
-      <w:r>
-        <w:t xml:space="preserve">올가: 「아직은」. 오늘 이 말이 신고서 세 통보다 비싸네요.</w:t>
-      </w:r>
-    </w:p>
-    <w:p>
-      <w:pPr>
-        <w:pStyle w:val="BodyText"/>
-      </w:pPr>
-      <w:r>
-        <w:t xml:space="preserve">알렉세이: 그럼 보이코는 우리가 가까이 있다는 걸 아는 거예요.</w:t>
-      </w:r>
-    </w:p>
-    <w:p>
-      <w:pPr>
-        <w:pStyle w:val="BodyText"/>
-      </w:pPr>
-      <w:r>
-        <w:t xml:space="preserve">자이체프: 어차피 일주일이면 알았을 거예요. 그 사람이 안다는 걸 당신들이 안 게 다행이죠.</w:t>
-      </w:r>
-    </w:p>
-    <w:p>
-      <w:pPr>
-        <w:pStyle w:val="BodyText"/>
-      </w:pPr>
-      <w:r>
-        <w:t xml:space="preserve">알렉세이: 그럼 내일 10시. 그리고 상담선은 — 언제나처럼 24시간.</w:t>
+        <w:t xml:space="preserve">올가: 그 말은 우리가 쓸 수 있는 어떤 형용사보다 나아요.</w:t>
+      </w:r>
+    </w:p>
+    <w:p>
+      <w:pPr>
+        <w:pStyle w:val="BodyText"/>
+      </w:pPr>
+      <w:r>
+        <w:t xml:space="preserve">알렉세이: 서명합니다. 첫 번째, 두 번째, 세 번째.</w:t>
+      </w:r>
+    </w:p>
+    <w:p>
+      <w:pPr>
+        <w:pStyle w:val="BodyText"/>
+      </w:pPr>
+      <w:r>
+        <w:t xml:space="preserve">자이체프: 내일 10시에 직접 제출해서 접수 번호를 받을게요. 사본은 여러분께 드리고요.</w:t>
+      </w:r>
+    </w:p>
+    <w:p>
+      <w:pPr>
+        <w:pStyle w:val="BodyText"/>
+      </w:pPr>
+      <w:r>
+        <w:t xml:space="preserve">키릴: 알렉세이 니콜라예비치, 저는 아직 반대예요. 하지만 뭔가 가져다줘야 하면 제가 할게요.</w:t>
+      </w:r>
+    </w:p>
+    <w:p>
+      <w:pPr>
+        <w:pStyle w:val="BodyText"/>
+      </w:pPr>
+      <w:r>
+        <w:t xml:space="preserve">알렉세이: 고마워요, 키릴. 반대와 도움이 함께 있는 것도 아주 드문 일이에요.</w:t>
+      </w:r>
+    </w:p>
+    <w:p>
+      <w:pPr>
+        <w:pStyle w:val="BodyText"/>
+      </w:pPr>
+      <w:r>
+        <w:t xml:space="preserve">디마: 크리스티나에게 썼어요, 상담선 얘기만요. 신고 얘긴 한 마디도 없어요.</w:t>
+      </w:r>
+    </w:p>
+    <w:p>
+      <w:pPr>
+        <w:pStyle w:val="BodyText"/>
+      </w:pPr>
+      <w:r>
+        <w:t xml:space="preserve">이리나: 그래서 벌써 답했어요?</w:t>
+      </w:r>
+    </w:p>
+    <w:p>
+      <w:pPr>
+        <w:pStyle w:val="BodyText"/>
+      </w:pPr>
+      <w:r>
+        <w:t xml:space="preserve">디마: 네, 방금 답했어요. 읽을게요: 「아르투르가 누가 나한테 왔었냐고 물었어요. 말 안 했어요. 아직은」.</w:t>
+      </w:r>
+    </w:p>
+    <w:p>
+      <w:pPr>
+        <w:pStyle w:val="BodyText"/>
+      </w:pPr>
+      <w:r>
+        <w:t xml:space="preserve">올가: 「아직은」… 오늘은 이 말이 신고서 세 통을 다 합친 것보다 비싸네요.</w:t>
+      </w:r>
+    </w:p>
+    <w:p>
+      <w:pPr>
+        <w:pStyle w:val="BodyText"/>
+      </w:pPr>
+      <w:r>
+        <w:t xml:space="preserve">알렉세이: 그럼 보이코는 우리가 어딘가 가까이 있다는 걸 벌써 아는 거예요.</w:t>
+      </w:r>
+    </w:p>
+    <w:p>
+      <w:pPr>
+        <w:pStyle w:val="BodyText"/>
+      </w:pPr>
+      <w:r>
+        <w:t xml:space="preserve">자이체프: 어차피 일주일이면 알았을 거예요. 그 사람이 안다는 걸 당신들이 알게 된 게 다행이죠.</w:t>
+      </w:r>
+    </w:p>
+    <w:p>
+      <w:pPr>
+        <w:pStyle w:val="BodyText"/>
+      </w:pPr>
+      <w:r>
+        <w:t xml:space="preserve">알렉세이: 그럼 내일 10시. 그리고 상담선은 언제나처럼 24시간이에요.</w:t>
       </w:r>
     </w:p>
     <w:bookmarkEnd w:id="37"/>
